--- a/docs/paper-ieee/Response_to_Review.docx
+++ b/docs/paper-ieee/Response_to_Review.docx
@@ -180,7 +180,7 @@
         <w:pStyle w:val="BodyText"/>
       </w:pPr>
       <w:r>
-        <w:t xml:space="preserve">While answering comment 2, the check against the code found one real gap: the web report shows the mean model confidence across answers. The paper now states this openly (Table II and Limitations) instead of claiming that nothing is aggregated.</w:t>
+        <w:t xml:space="preserve">While answering comment 2, the check against the code found one real gap: the web report showed the mean model confidence across answers, a single number a recruiter could read as a score. That figure has now been removed from the system itself (report service and portal), and the paper records the change in its Limitations section.</w:t>
       </w:r>
     </w:p>
     <w:p>
@@ -822,7 +822,7 @@
               <w:rPr>
                 <w:sz w:val="18"/>
               </w:rPr>
-              <w:t xml:space="preserve">New Table II lists every component output, whether it is deployed, what reaches the recruiter, and whether it can act as a hidden score. Verdicts are set by a person, and no model sets one. The sufficiency model is diagnostic only: it is fitted on synthetic data, and the code cannot present it as a finding about a real person. The fit classifiers are not deployed. Identity is a presence gate whose mismatches are logged for review. The remaining gap, the mean-confidence figure in the web report, is disclosed.</w:t>
+              <w:t xml:space="preserve">New Table II lists every component output, whether it is deployed, what reaches the recruiter, and whether it can act as a hidden score. Verdicts are set by a person, and no model sets one. The sufficiency model is diagnostic only: it is fitted on synthetic data, and the code cannot present it as a finding about a real person. The fit classifiers are not deployed. Identity is a presence gate whose mismatches are logged for review. The one aggregate that could act as a score, a mean-confidence figure in the web report, has been removed from the system.</w:t>
             </w:r>
           </w:p>
         </w:tc>
@@ -1747,7 +1747,7 @@
         <w:pStyle w:val="Compact"/>
       </w:pPr>
       <w:r>
-        <w:t xml:space="preserve">The conference’s required page size (A4 or US Letter).</w:t>
+        <w:t xml:space="preserve">The access date of the dataset in reference [19].</w:t>
       </w:r>
     </w:p>
     <w:p>
@@ -1759,19 +1759,15 @@
         <w:pStyle w:val="Compact"/>
       </w:pPr>
       <w:r>
-        <w:t xml:space="preserve">The access date of the dataset in reference [19].</w:t>
+        <w:t xml:space="preserve">Whether 8 pages is within the conference limit.</w:t>
       </w:r>
     </w:p>
     <w:p>
       <w:pPr>
-        <w:numPr>
-          <w:ilvl w:val="0"/>
-          <w:numId w:val="1001"/>
-        </w:numPr>
-        <w:pStyle w:val="Compact"/>
-      </w:pPr>
-      <w:r>
-        <w:t xml:space="preserve">Whether 8 pages is within the conference limit.</w:t>
+        <w:pStyle w:val="FirstParagraph"/>
+      </w:pPr>
+      <w:r>
+        <w:t xml:space="preserve">The paper is now set in A4.</w:t>
       </w:r>
     </w:p>
     <w:bookmarkEnd w:id="24"/>

--- a/docs/paper-ieee/Response_to_Review.docx
+++ b/docs/paper-ieee/Response_to_Review.docx
@@ -1729,37 +1729,13 @@
       </w:tr>
     </w:tbl>
     <w:bookmarkEnd w:id="23"/>
-    <w:bookmarkStart w:id="24" w:name="open-items"/>
+    <w:bookmarkStart w:id="24" w:name="formatting"/>
     <w:p>
       <w:pPr>
         <w:pStyle w:val="Heading1"/>
       </w:pPr>
       <w:r>
-        <w:t xml:space="preserve">Open items</w:t>
-      </w:r>
-    </w:p>
-    <w:p>
-      <w:pPr>
-        <w:numPr>
-          <w:ilvl w:val="0"/>
-          <w:numId w:val="1001"/>
-        </w:numPr>
-        <w:pStyle w:val="Compact"/>
-      </w:pPr>
-      <w:r>
-        <w:t xml:space="preserve">The access date of the dataset in reference [19].</w:t>
-      </w:r>
-    </w:p>
-    <w:p>
-      <w:pPr>
-        <w:numPr>
-          <w:ilvl w:val="0"/>
-          <w:numId w:val="1001"/>
-        </w:numPr>
-        <w:pStyle w:val="Compact"/>
-      </w:pPr>
-      <w:r>
-        <w:t xml:space="preserve">Whether 8 pages is within the conference limit.</w:t>
+        <w:t xml:space="preserve">Formatting</w:t>
       </w:r>
     </w:p>
     <w:p>
@@ -1767,7 +1743,7 @@
         <w:pStyle w:val="FirstParagraph"/>
       </w:pPr>
       <w:r>
-        <w:t xml:space="preserve">The paper is now set in A4.</w:t>
+        <w:t xml:space="preserve">The paper is set in A4 and runs to 8 pages, within the conference limit.</w:t>
       </w:r>
     </w:p>
     <w:bookmarkEnd w:id="24"/>
@@ -1880,123 +1856,8 @@
       </w:pPr>
     </w:lvl>
   </w:abstractNum>
-  <w:abstractNum w:abstractNumId="99411">
-    <w:nsid w:val="A99411"/>
-    <w:multiLevelType w:val="multilevel"/>
-    <w:lvl w:ilvl="0">
-      <w:start w:val="1"/>
-      <w:numFmt w:val="decimal"/>
-      <w:lvlText w:val="%1."/>
-      <w:lvlJc w:val="left"/>
-      <w:pPr>
-        <w:ind w:left="720" w:hanging="480"/>
-      </w:pPr>
-    </w:lvl>
-    <w:lvl w:ilvl="1">
-      <w:start w:val="1"/>
-      <w:numFmt w:val="decimal"/>
-      <w:lvlText w:val="%2."/>
-      <w:lvlJc w:val="left"/>
-      <w:pPr>
-        <w:ind w:left="1440" w:hanging="480"/>
-      </w:pPr>
-    </w:lvl>
-    <w:lvl w:ilvl="2">
-      <w:start w:val="1"/>
-      <w:numFmt w:val="decimal"/>
-      <w:lvlText w:val="%3."/>
-      <w:lvlJc w:val="left"/>
-      <w:pPr>
-        <w:ind w:left="2160" w:hanging="480"/>
-      </w:pPr>
-    </w:lvl>
-    <w:lvl w:ilvl="3">
-      <w:start w:val="1"/>
-      <w:numFmt w:val="decimal"/>
-      <w:lvlText w:val="%4."/>
-      <w:lvlJc w:val="left"/>
-      <w:pPr>
-        <w:ind w:left="2880" w:hanging="480"/>
-      </w:pPr>
-    </w:lvl>
-    <w:lvl w:ilvl="4">
-      <w:start w:val="1"/>
-      <w:numFmt w:val="decimal"/>
-      <w:lvlText w:val="%5."/>
-      <w:lvlJc w:val="left"/>
-      <w:pPr>
-        <w:ind w:left="3600" w:hanging="480"/>
-      </w:pPr>
-    </w:lvl>
-    <w:lvl w:ilvl="5">
-      <w:start w:val="1"/>
-      <w:numFmt w:val="decimal"/>
-      <w:lvlText w:val="%6."/>
-      <w:lvlJc w:val="left"/>
-      <w:pPr>
-        <w:ind w:left="4320" w:hanging="480"/>
-      </w:pPr>
-    </w:lvl>
-    <w:lvl w:ilvl="6">
-      <w:start w:val="1"/>
-      <w:numFmt w:val="decimal"/>
-      <w:lvlText w:val="%7."/>
-      <w:lvlJc w:val="left"/>
-      <w:pPr>
-        <w:ind w:left="5040" w:hanging="480"/>
-      </w:pPr>
-    </w:lvl>
-    <w:lvl w:ilvl="7">
-      <w:start w:val="1"/>
-      <w:numFmt w:val="decimal"/>
-      <w:lvlText w:val="%8."/>
-      <w:lvlJc w:val="left"/>
-      <w:pPr>
-        <w:ind w:left="5760" w:hanging="480"/>
-      </w:pPr>
-    </w:lvl>
-    <w:lvl w:ilvl="8">
-      <w:start w:val="1"/>
-      <w:numFmt w:val="decimal"/>
-      <w:lvlText w:val="%9."/>
-      <w:lvlJc w:val="left"/>
-      <w:pPr>
-        <w:ind w:left="6480" w:hanging="480"/>
-      </w:pPr>
-    </w:lvl>
-  </w:abstractNum>
   <w:num w:numId="1000">
     <w:abstractNumId w:val="990"/>
-  </w:num>
-  <w:num w:numId="1001">
-    <w:abstractNumId w:val="99411"/>
-    <w:lvlOverride w:ilvl="0">
-      <w:startOverride w:val="1"/>
-    </w:lvlOverride>
-    <w:lvlOverride w:ilvl="1">
-      <w:startOverride w:val="1"/>
-    </w:lvlOverride>
-    <w:lvlOverride w:ilvl="2">
-      <w:startOverride w:val="1"/>
-    </w:lvlOverride>
-    <w:lvlOverride w:ilvl="3">
-      <w:startOverride w:val="1"/>
-    </w:lvlOverride>
-    <w:lvlOverride w:ilvl="4">
-      <w:startOverride w:val="1"/>
-    </w:lvlOverride>
-    <w:lvlOverride w:ilvl="5">
-      <w:startOverride w:val="1"/>
-    </w:lvlOverride>
-    <w:lvlOverride w:ilvl="6">
-      <w:startOverride w:val="1"/>
-    </w:lvlOverride>
-    <w:lvlOverride w:ilvl="7">
-      <w:startOverride w:val="1"/>
-    </w:lvlOverride>
-    <w:lvlOverride w:ilvl="8">
-      <w:startOverride w:val="1"/>
-    </w:lvlOverride>
   </w:num>
 </w:numbering>
 </file>

--- a/docs/paper-ieee/Response_to_Review.docx
+++ b/docs/paper-ieee/Response_to_Review.docx
@@ -172,7 +172,7 @@
         <w:pStyle w:val="FirstParagraph"/>
       </w:pPr>
       <w:r>
-        <w:t xml:space="preserve">Thank you for the detailed review. Every comment has been addressed in the revised paper. New material comes from the project’s own code and saved results; one new experiment was run (a prompt-injection evaluation, comment 4). The paper is now 8 pages with 29 references, and it compiles without errors or bitmap fonts.</w:t>
+        <w:t xml:space="preserve">Thank you for the detailed review. Every comment has been addressed in the revised paper. New material comes from the project’s own code and saved results; one new experiment was run (a prompt-injection evaluation, comment 4). The paper is 6 pages with 29 references, and it compiles without errors or bitmap fonts.</w:t>
       </w:r>
     </w:p>
     <w:p>
@@ -237,7 +237,7 @@
             <w:r>
               <w:rPr>
                 <w:b/>
-                <w:sz w:val="18"/>
+                <w:sz w:val="19"/>
               </w:rPr>
               <w:t xml:space="preserve">Your note</w:t>
             </w:r>
@@ -255,7 +255,7 @@
             <w:r>
               <w:rPr>
                 <w:b/>
-                <w:sz w:val="18"/>
+                <w:sz w:val="19"/>
               </w:rPr>
               <w:t xml:space="preserve">Change made</w:t>
             </w:r>
@@ -273,7 +273,7 @@
             <w:r>
               <w:rPr>
                 <w:b/>
-                <w:sz w:val="18"/>
+                <w:sz w:val="19"/>
               </w:rPr>
               <w:t xml:space="preserve">Where</w:t>
             </w:r>
@@ -290,7 +290,7 @@
             </w:pPr>
             <w:r>
               <w:rPr>
-                <w:sz w:val="18"/>
+                <w:sz w:val="19"/>
               </w:rPr>
               <w:t xml:space="preserve">Fig. 1 looks incomplete</w:t>
             </w:r>
@@ -305,7 +305,7 @@
             </w:pPr>
             <w:r>
               <w:rPr>
-                <w:sz w:val="18"/>
+                <w:sz w:val="19"/>
               </w:rPr>
               <w:t xml:space="preserve">Redrawn to show the complete path, ending at the human reviewer, with braces marking where DL, grounding and ML operate</w:t>
             </w:r>
@@ -320,7 +320,7 @@
             </w:pPr>
             <w:r>
               <w:rPr>
-                <w:sz w:val="18"/>
+                <w:sz w:val="19"/>
               </w:rPr>
               <w:t xml:space="preserve">Fig. 1</w:t>
             </w:r>
@@ -337,7 +337,7 @@
             </w:pPr>
             <w:r>
               <w:rPr>
-                <w:sz w:val="18"/>
+                <w:sz w:val="19"/>
               </w:rPr>
               <w:t xml:space="preserve">Some words in italics; remove bold</w:t>
             </w:r>
@@ -352,7 +352,7 @@
             </w:pPr>
             <w:r>
               <w:rPr>
-                <w:sz w:val="18"/>
+                <w:sz w:val="19"/>
               </w:rPr>
               <w:t xml:space="preserve">All emphasis bold and italics removed from the body. Italics remain only for IEEE run-in paragraph headings and the two terms being defined in Definition 1, and journal names in the references, as IEEE style requires. (The bold abstract is set by the IEEE template itself.)</w:t>
             </w:r>
@@ -367,7 +367,7 @@
             </w:pPr>
             <w:r>
               <w:rPr>
-                <w:sz w:val="18"/>
+                <w:sz w:val="19"/>
               </w:rPr>
               <w:t xml:space="preserve">Throughout</w:t>
             </w:r>
@@ -384,7 +384,7 @@
             </w:pPr>
             <w:r>
               <w:rPr>
-                <w:sz w:val="18"/>
+                <w:sz w:val="19"/>
               </w:rPr>
               <w:t xml:space="preserve">Introduce every table and figure in the text before it appears</w:t>
             </w:r>
@@ -399,7 +399,7 @@
             </w:pPr>
             <w:r>
               <w:rPr>
-                <w:sz w:val="18"/>
+                <w:sz w:val="19"/>
               </w:rPr>
               <w:t xml:space="preserve">Every table and figure is now introduced by a sentence stating what it shows, placed before the float</w:t>
             </w:r>
@@ -414,7 +414,7 @@
             </w:pPr>
             <w:r>
               <w:rPr>
-                <w:sz w:val="18"/>
+                <w:sz w:val="19"/>
               </w:rPr>
               <w:t xml:space="preserve">Throughout</w:t>
             </w:r>
@@ -431,7 +431,7 @@
             </w:pPr>
             <w:r>
               <w:rPr>
-                <w:sz w:val="18"/>
+                <w:sz w:val="19"/>
               </w:rPr>
               <w:t xml:space="preserve">Fig. 2 lacks clarity</w:t>
             </w:r>
@@ -446,7 +446,7 @@
             </w:pPr>
             <w:r>
               <w:rPr>
-                <w:sz w:val="18"/>
+                <w:sz w:val="19"/>
               </w:rPr>
               <w:t xml:space="preserve">Redrawn as four numbered checks, each with an example of what it rejects</w:t>
             </w:r>
@@ -461,7 +461,7 @@
             </w:pPr>
             <w:r>
               <w:rPr>
-                <w:sz w:val="18"/>
+                <w:sz w:val="19"/>
               </w:rPr>
               <w:t xml:space="preserve">Fig. 2</w:t>
             </w:r>
@@ -478,7 +478,7 @@
             </w:pPr>
             <w:r>
               <w:rPr>
-                <w:sz w:val="18"/>
+                <w:sz w:val="19"/>
               </w:rPr>
               <w:t xml:space="preserve">Fig. 3 (gate results): improve clarity</w:t>
             </w:r>
@@ -493,7 +493,7 @@
             </w:pPr>
             <w:r>
               <w:rPr>
-                <w:sz w:val="18"/>
+                <w:sz w:val="19"/>
               </w:rPr>
               <w:t xml:space="preserve">Replaced by a compact table of the three results before and after the fix</w:t>
             </w:r>
@@ -508,9 +508,9 @@
             </w:pPr>
             <w:r>
               <w:rPr>
-                <w:sz w:val="18"/>
-              </w:rPr>
-              <w:t xml:space="preserve">Table IV</w:t>
+                <w:sz w:val="19"/>
+              </w:rPr>
+              <w:t xml:space="preserve">Table III</w:t>
             </w:r>
           </w:p>
         </w:tc>
@@ -525,7 +525,7 @@
             </w:pPr>
             <w:r>
               <w:rPr>
-                <w:sz w:val="18"/>
+                <w:sz w:val="19"/>
               </w:rPr>
               <w:t xml:space="preserve">Fig. 4 (per-fold results) not clear</w:t>
             </w:r>
@@ -540,7 +540,7 @@
             </w:pPr>
             <w:r>
               <w:rPr>
-                <w:sz w:val="18"/>
+                <w:sz w:val="19"/>
               </w:rPr>
               <w:t xml:space="preserve">Redrawn larger from the raw per-fold data; the text and caption now explain how to read the box plots</w:t>
             </w:r>
@@ -555,7 +555,7 @@
             </w:pPr>
             <w:r>
               <w:rPr>
-                <w:sz w:val="18"/>
+                <w:sz w:val="19"/>
               </w:rPr>
               <w:t xml:space="preserve">Fig. 3</w:t>
             </w:r>
@@ -572,7 +572,7 @@
             </w:pPr>
             <w:r>
               <w:rPr>
-                <w:sz w:val="18"/>
+                <w:sz w:val="19"/>
               </w:rPr>
               <w:t xml:space="preserve">At least 20 references</w:t>
             </w:r>
@@ -587,7 +587,7 @@
             </w:pPr>
             <w:r>
               <w:rPr>
-                <w:sz w:val="18"/>
+                <w:sz w:val="19"/>
               </w:rPr>
               <w:t xml:space="preserve">29 references, all cited in the text, including statistics methods, hallucination, prompt injection, face-analysis bias and the embedding and language models used</w:t>
             </w:r>
@@ -602,7 +602,7 @@
             </w:pPr>
             <w:r>
               <w:rPr>
-                <w:sz w:val="18"/>
+                <w:sz w:val="19"/>
               </w:rPr>
               <w:t xml:space="preserve">References</w:t>
             </w:r>
@@ -657,7 +657,7 @@
             <w:r>
               <w:rPr>
                 <w:b/>
-                <w:sz w:val="18"/>
+                <w:sz w:val="19"/>
               </w:rPr>
               <w:t xml:space="preserve">#</w:t>
             </w:r>
@@ -675,7 +675,7 @@
             <w:r>
               <w:rPr>
                 <w:b/>
-                <w:sz w:val="18"/>
+                <w:sz w:val="19"/>
               </w:rPr>
               <w:t xml:space="preserve">Comment</w:t>
             </w:r>
@@ -693,7 +693,7 @@
             <w:r>
               <w:rPr>
                 <w:b/>
-                <w:sz w:val="18"/>
+                <w:sz w:val="19"/>
               </w:rPr>
               <w:t xml:space="preserve">Response</w:t>
             </w:r>
@@ -711,7 +711,7 @@
             <w:r>
               <w:rPr>
                 <w:b/>
-                <w:sz w:val="18"/>
+                <w:sz w:val="19"/>
               </w:rPr>
               <w:t xml:space="preserve">Where</w:t>
             </w:r>
@@ -728,7 +728,7 @@
             </w:pPr>
             <w:r>
               <w:rPr>
-                <w:sz w:val="18"/>
+                <w:sz w:val="19"/>
               </w:rPr>
               <w:t xml:space="preserve">1</w:t>
             </w:r>
@@ -743,7 +743,7 @@
             </w:pPr>
             <w:r>
               <w:rPr>
-                <w:sz w:val="18"/>
+                <w:sz w:val="19"/>
               </w:rPr>
               <w:t xml:space="preserve">State which mechanisms are novel</w:t>
             </w:r>
@@ -758,7 +758,7 @@
             </w:pPr>
             <w:r>
               <w:rPr>
-                <w:sz w:val="18"/>
+                <w:sz w:val="19"/>
               </w:rPr>
               <w:t xml:space="preserve">The introduction now says the audit-not-score philosophy is a design stance, not the novelty, and lists three specific novel mechanisms: the assertion-scoped grounding gate, the value-free result type for failed measurements, and the within-query diagnostic. The other contributions are labeled empirical.</w:t>
             </w:r>
@@ -773,7 +773,7 @@
             </w:pPr>
             <w:r>
               <w:rPr>
-                <w:sz w:val="18"/>
+                <w:sz w:val="19"/>
               </w:rPr>
               <w:t xml:space="preserve">Sec. I</w:t>
             </w:r>
@@ -790,7 +790,7 @@
             </w:pPr>
             <w:r>
               <w:rPr>
-                <w:sz w:val="18"/>
+                <w:sz w:val="19"/>
               </w:rPr>
               <w:t xml:space="preserve">2</w:t>
             </w:r>
@@ -805,7 +805,7 @@
             </w:pPr>
             <w:r>
               <w:rPr>
-                <w:sz w:val="18"/>
+                <w:sz w:val="19"/>
               </w:rPr>
               <w:t xml:space="preserve">Clarify the ML role and whether outputs can become a hidden score</w:t>
             </w:r>
@@ -820,7 +820,7 @@
             </w:pPr>
             <w:r>
               <w:rPr>
-                <w:sz w:val="18"/>
+                <w:sz w:val="19"/>
               </w:rPr>
               <w:t xml:space="preserve">New Table II lists every component output, whether it is deployed, what reaches the recruiter, and whether it can act as a hidden score. Verdicts are set by a person, and no model sets one. The sufficiency model is diagnostic only: it is fitted on synthetic data, and the code cannot present it as a finding about a real person. The fit classifiers are not deployed. Identity is a presence gate whose mismatches are logged for review. The one aggregate that could act as a score, a mean-confidence figure in the web report, has been removed from the system.</w:t>
             </w:r>
@@ -835,7 +835,7 @@
             </w:pPr>
             <w:r>
               <w:rPr>
-                <w:sz w:val="18"/>
+                <w:sz w:val="19"/>
               </w:rPr>
               <w:t xml:space="preserve">Sec. III, Table II, Sec. VII</w:t>
             </w:r>
@@ -852,7 +852,7 @@
             </w:pPr>
             <w:r>
               <w:rPr>
-                <w:sz w:val="18"/>
+                <w:sz w:val="19"/>
               </w:rPr>
               <w:t xml:space="preserve">3</w:t>
             </w:r>
@@ -867,7 +867,7 @@
             </w:pPr>
             <w:r>
               <w:rPr>
-                <w:sz w:val="18"/>
+                <w:sz w:val="19"/>
               </w:rPr>
               <w:t xml:space="preserve">Define selection versus generation</w:t>
             </w:r>
@@ -882,22 +882,22 @@
             </w:pPr>
             <w:r>
               <w:rPr>
-                <w:sz w:val="18"/>
-              </w:rPr>
-              <w:t xml:space="preserve">Formal Definition 1: a claim is selected only if it matches a single-clause span of the résumé exactly, up to case and whitespace, and the rest of that clause has no negation or hedge. Anything else is generation and is discarded.</w:t>
-            </w:r>
-          </w:p>
-        </w:tc>
-        <w:tc>
-          <w:tcPr/>
-          <w:p>
-            <w:pPr>
-              <w:pStyle w:val="Compact"/>
-              <w:jc w:val="left"/>
-            </w:pPr>
-            <w:r>
-              <w:rPr>
-                <w:sz w:val="18"/>
+                <w:sz w:val="19"/>
+              </w:rPr>
+              <w:t xml:space="preserve">Formal Definition 1: a claim is selected only if it matches a single-clause span of the resume exactly, up to case and whitespace, and the rest of that clause has no negation or hedge. Anything else is generation and is discarded.</w:t>
+            </w:r>
+          </w:p>
+        </w:tc>
+        <w:tc>
+          <w:tcPr/>
+          <w:p>
+            <w:pPr>
+              <w:pStyle w:val="Compact"/>
+              <w:jc w:val="left"/>
+            </w:pPr>
+            <w:r>
+              <w:rPr>
+                <w:sz w:val="19"/>
               </w:rPr>
               <w:t xml:space="preserve">Sec. IV-A</w:t>
             </w:r>
@@ -914,7 +914,7 @@
             </w:pPr>
             <w:r>
               <w:rPr>
-                <w:sz w:val="18"/>
+                <w:sz w:val="19"/>
               </w:rPr>
               <w:t xml:space="preserve">4</w:t>
             </w:r>
@@ -929,7 +929,7 @@
             </w:pPr>
             <w:r>
               <w:rPr>
-                <w:sz w:val="18"/>
+                <w:sz w:val="19"/>
               </w:rPr>
               <w:t xml:space="preserve">No prompt-injection evaluation</w:t>
             </w:r>
@@ -944,24 +944,24 @@
             </w:pPr>
             <w:r>
               <w:rPr>
-                <w:sz w:val="18"/>
-              </w:rPr>
-              <w:t xml:space="preserve">New evaluation: 20 injection templates at 3 positions in 24 real résumés (1,440 documents), with a fully compromised model that obeys every injection. 0 of 1,800 fabricated claims were admitted. Text the attacker writes into the résumé can become a claim to be questioned, but never a verdict; this limit is stated.</w:t>
-            </w:r>
-          </w:p>
-        </w:tc>
-        <w:tc>
-          <w:tcPr/>
-          <w:p>
-            <w:pPr>
-              <w:pStyle w:val="Compact"/>
-              <w:jc w:val="left"/>
-            </w:pPr>
-            <w:r>
-              <w:rPr>
-                <w:sz w:val="18"/>
-              </w:rPr>
-              <w:t xml:space="preserve">Sec. IV-C, Table V</w:t>
+                <w:sz w:val="19"/>
+              </w:rPr>
+              <w:t xml:space="preserve">New evaluation: 20 injection templates at 3 positions in 24 real resumes (1,440 documents), with a fully compromised model that obeys every injection. 0 of 1,800 fabricated claims were admitted. Text the attacker writes into the resume can become a claim to be questioned, but never a verdict; this limit is stated.</w:t>
+            </w:r>
+          </w:p>
+        </w:tc>
+        <w:tc>
+          <w:tcPr/>
+          <w:p>
+            <w:pPr>
+              <w:pStyle w:val="Compact"/>
+              <w:jc w:val="left"/>
+            </w:pPr>
+            <w:r>
+              <w:rPr>
+                <w:sz w:val="19"/>
+              </w:rPr>
+              <w:t xml:space="preserve">Sec. IV-C, Table IV</w:t>
             </w:r>
           </w:p>
         </w:tc>
@@ -976,7 +976,7 @@
             </w:pPr>
             <w:r>
               <w:rPr>
-                <w:sz w:val="18"/>
+                <w:sz w:val="19"/>
               </w:rPr>
               <w:t xml:space="preserve">5</w:t>
             </w:r>
@@ -991,7 +991,7 @@
             </w:pPr>
             <w:r>
               <w:rPr>
-                <w:sz w:val="18"/>
+                <w:sz w:val="19"/>
               </w:rPr>
               <w:t xml:space="preserve">Dataset card has no licence or labeling procedure</w:t>
             </w:r>
@@ -1006,7 +1006,7 @@
             </w:pPr>
             <w:r>
               <w:rPr>
-                <w:sz w:val="18"/>
+                <w:sz w:val="19"/>
               </w:rPr>
               <w:t xml:space="preserve">Stated explicitly. The labels are treated as an unvalidated proxy, and the benchmark is used only diagnostically.</w:t>
             </w:r>
@@ -1021,7 +1021,7 @@
             </w:pPr>
             <w:r>
               <w:rPr>
-                <w:sz w:val="18"/>
+                <w:sz w:val="19"/>
               </w:rPr>
               <w:t xml:space="preserve">Sec. V-A</w:t>
             </w:r>
@@ -1038,7 +1038,7 @@
             </w:pPr>
             <w:r>
               <w:rPr>
-                <w:sz w:val="18"/>
+                <w:sz w:val="19"/>
               </w:rPr>
               <w:t xml:space="preserve">6</w:t>
             </w:r>
@@ -1053,7 +1053,7 @@
             </w:pPr>
             <w:r>
               <w:rPr>
-                <w:sz w:val="18"/>
+                <w:sz w:val="19"/>
               </w:rPr>
               <w:t xml:space="preserve">Pair generation and effective sample size</w:t>
             </w:r>
@@ -1068,24 +1068,24 @@
             </w:pPr>
             <w:r>
               <w:rPr>
-                <w:sz w:val="18"/>
-              </w:rPr>
-              <w:t xml:space="preserve">The pairs are the dataset’s own (8,000 pairs; 6,241 train / 1,759 test), then binarized, class-balanced and pooled into 7,910 pairs. Each résumé appears in 12.3 pairs on average and each posting in 22.5. All significance tests are computed over fold-level scores, not rows; the within-résumé binomial test was replaced by a fold-level sign test.</w:t>
-            </w:r>
-          </w:p>
-        </w:tc>
-        <w:tc>
-          <w:tcPr/>
-          <w:p>
-            <w:pPr>
-              <w:pStyle w:val="Compact"/>
-              <w:jc w:val="left"/>
-            </w:pPr>
-            <w:r>
-              <w:rPr>
-                <w:sz w:val="18"/>
-              </w:rPr>
-              <w:t xml:space="preserve">Sec. V-A, Table VII</w:t>
+                <w:sz w:val="19"/>
+              </w:rPr>
+              <w:t xml:space="preserve">The pairs are the dataset’s own (8,000 pairs; 6,241 train / 1,759 test), then binarized, class-balanced and pooled into 7,910 pairs. Each resume appears in 12.3 pairs on average and each posting in 22.5. All significance tests are computed over fold-level scores, not rows; the within-resume binomial test was replaced by a fold-level sign test.</w:t>
+            </w:r>
+          </w:p>
+        </w:tc>
+        <w:tc>
+          <w:tcPr/>
+          <w:p>
+            <w:pPr>
+              <w:pStyle w:val="Compact"/>
+              <w:jc w:val="left"/>
+            </w:pPr>
+            <w:r>
+              <w:rPr>
+                <w:sz w:val="19"/>
+              </w:rPr>
+              <w:t xml:space="preserve">Sec. V-A, Table VI</w:t>
             </w:r>
           </w:p>
         </w:tc>
@@ -1100,7 +1100,7 @@
             </w:pPr>
             <w:r>
               <w:rPr>
-                <w:sz w:val="18"/>
+                <w:sz w:val="19"/>
               </w:rPr>
               <w:t xml:space="preserve">7</w:t>
             </w:r>
@@ -1115,37 +1115,37 @@
             </w:pPr>
             <w:r>
               <w:rPr>
-                <w:sz w:val="18"/>
-              </w:rPr>
-              <w:t xml:space="preserve">Label validity (80.6% within-résumé)</w:t>
-            </w:r>
-          </w:p>
-        </w:tc>
-        <w:tc>
-          <w:tcPr/>
-          <w:p>
-            <w:pPr>
-              <w:pStyle w:val="Compact"/>
-              <w:jc w:val="left"/>
-            </w:pPr>
-            <w:r>
-              <w:rPr>
-                <w:sz w:val="18"/>
-              </w:rPr>
-              <w:t xml:space="preserve">Clarified: 19.4% of label variance lies between résumés, enough for a résumé-only model to score 0.660. This is why the within-résumé diagnostic is needed.</w:t>
-            </w:r>
-          </w:p>
-        </w:tc>
-        <w:tc>
-          <w:tcPr/>
-          <w:p>
-            <w:pPr>
-              <w:pStyle w:val="Compact"/>
-              <w:jc w:val="left"/>
-            </w:pPr>
-            <w:r>
-              <w:rPr>
-                <w:sz w:val="18"/>
+                <w:sz w:val="19"/>
+              </w:rPr>
+              <w:t xml:space="preserve">Label validity (80.6% within-resume)</w:t>
+            </w:r>
+          </w:p>
+        </w:tc>
+        <w:tc>
+          <w:tcPr/>
+          <w:p>
+            <w:pPr>
+              <w:pStyle w:val="Compact"/>
+              <w:jc w:val="left"/>
+            </w:pPr>
+            <w:r>
+              <w:rPr>
+                <w:sz w:val="19"/>
+              </w:rPr>
+              <w:t xml:space="preserve">Clarified: 19.4% of label variance lies between resumes, enough for a resume-only model to score 0.660. This is why the within-resume diagnostic is needed.</w:t>
+            </w:r>
+          </w:p>
+        </w:tc>
+        <w:tc>
+          <w:tcPr/>
+          <w:p>
+            <w:pPr>
+              <w:pStyle w:val="Compact"/>
+              <w:jc w:val="left"/>
+            </w:pPr>
+            <w:r>
+              <w:rPr>
+                <w:sz w:val="19"/>
               </w:rPr>
               <w:t xml:space="preserve">Sec. V-C</w:t>
             </w:r>
@@ -1162,7 +1162,7 @@
             </w:pPr>
             <w:r>
               <w:rPr>
-                <w:sz w:val="18"/>
+                <w:sz w:val="19"/>
               </w:rPr>
               <w:t xml:space="preserve">8</w:t>
             </w:r>
@@ -1177,7 +1177,7 @@
             </w:pPr>
             <w:r>
               <w:rPr>
-                <w:sz w:val="18"/>
+                <w:sz w:val="19"/>
               </w:rPr>
               <w:t xml:space="preserve">End-to-end example across grounding, ML and DL</w:t>
             </w:r>
@@ -1192,37 +1192,37 @@
             </w:pPr>
             <w:r>
               <w:rPr>
-                <w:sz w:val="18"/>
+                <w:sz w:val="19"/>
               </w:rPr>
               <w:t xml:space="preserve">A worked example follows one claim,</w:t>
             </w:r>
             <w:r>
               <w:rPr>
-                <w:sz w:val="18"/>
+                <w:sz w:val="19"/>
               </w:rPr>
               <w:t xml:space="preserve"> </w:t>
             </w:r>
             <w:r>
               <w:rPr>
-                <w:sz w:val="18"/>
+                <w:sz w:val="19"/>
               </w:rPr>
               <w:t xml:space="preserve">“</w:t>
             </w:r>
             <w:r>
               <w:rPr>
-                <w:sz w:val="18"/>
+                <w:sz w:val="19"/>
               </w:rPr>
               <w:t xml:space="preserve">Built REST APIs in Django…</w:t>
             </w:r>
             <w:r>
               <w:rPr>
-                <w:sz w:val="18"/>
+                <w:sz w:val="19"/>
               </w:rPr>
               <w:t xml:space="preserve">”</w:t>
             </w:r>
             <w:r>
               <w:rPr>
-                <w:sz w:val="18"/>
+                <w:sz w:val="19"/>
               </w:rPr>
               <w:t xml:space="preserve">, through extraction, grounding, interview, answer analysis, identity checks and the reviewer’s verdict. Fig. 1 now marks each family’s layer.</w:t>
             </w:r>
@@ -1237,7 +1237,7 @@
             </w:pPr>
             <w:r>
               <w:rPr>
-                <w:sz w:val="18"/>
+                <w:sz w:val="19"/>
               </w:rPr>
               <w:t xml:space="preserve">Sec. III, Fig. 1</w:t>
             </w:r>
@@ -1254,7 +1254,7 @@
             </w:pPr>
             <w:r>
               <w:rPr>
-                <w:sz w:val="18"/>
+                <w:sz w:val="19"/>
               </w:rPr>
               <w:t xml:space="preserve">9</w:t>
             </w:r>
@@ -1269,7 +1269,7 @@
             </w:pPr>
             <w:r>
               <w:rPr>
-                <w:sz w:val="18"/>
+                <w:sz w:val="19"/>
               </w:rPr>
               <w:t xml:space="preserve">Terminology table</w:t>
             </w:r>
@@ -1284,7 +1284,7 @@
             </w:pPr>
             <w:r>
               <w:rPr>
-                <w:sz w:val="18"/>
+                <w:sz w:val="19"/>
               </w:rPr>
               <w:t xml:space="preserve">New Table I defines claim, evidence, measurement, signal, verdict, audit and screening.</w:t>
             </w:r>
@@ -1299,7 +1299,7 @@
             </w:pPr>
             <w:r>
               <w:rPr>
-                <w:sz w:val="18"/>
+                <w:sz w:val="19"/>
               </w:rPr>
               <w:t xml:space="preserve">Table I</w:t>
             </w:r>
@@ -1316,7 +1316,7 @@
             </w:pPr>
             <w:r>
               <w:rPr>
-                <w:sz w:val="18"/>
+                <w:sz w:val="19"/>
               </w:rPr>
               <w:t xml:space="preserve">10</w:t>
             </w:r>
@@ -1331,7 +1331,7 @@
             </w:pPr>
             <w:r>
               <w:rPr>
-                <w:sz w:val="18"/>
+                <w:sz w:val="19"/>
               </w:rPr>
               <w:t xml:space="preserve">End-to-end processing cost</w:t>
             </w:r>
@@ -1346,24 +1346,24 @@
             </w:pPr>
             <w:r>
               <w:rPr>
-                <w:sz w:val="18"/>
-              </w:rPr>
-              <w:t xml:space="preserve">New Table IX with measured costs: claim extraction takes a median 12.1 s per résumé and the grounding gate 1.1 ms per claim. Interview-stage costs were not measured, and the paper says so.</w:t>
-            </w:r>
-          </w:p>
-        </w:tc>
-        <w:tc>
-          <w:tcPr/>
-          <w:p>
-            <w:pPr>
-              <w:pStyle w:val="Compact"/>
-              <w:jc w:val="left"/>
-            </w:pPr>
-            <w:r>
-              <w:rPr>
-                <w:sz w:val="18"/>
-              </w:rPr>
-              <w:t xml:space="preserve">Sec. V-D, Table IX</w:t>
+                <w:sz w:val="19"/>
+              </w:rPr>
+              <w:t xml:space="preserve">Measured costs added: claim extraction takes a median 12.1 s per resume and the grounding gate 1.1 ms per claim. Interview-stage costs were not measured, and the paper says so.</w:t>
+            </w:r>
+          </w:p>
+        </w:tc>
+        <w:tc>
+          <w:tcPr/>
+          <w:p>
+            <w:pPr>
+              <w:pStyle w:val="Compact"/>
+              <w:jc w:val="left"/>
+            </w:pPr>
+            <w:r>
+              <w:rPr>
+                <w:sz w:val="19"/>
+              </w:rPr>
+              <w:t xml:space="preserve">Sec. V-D</w:t>
             </w:r>
           </w:p>
         </w:tc>
@@ -1378,7 +1378,7 @@
             </w:pPr>
             <w:r>
               <w:rPr>
-                <w:sz w:val="18"/>
+                <w:sz w:val="19"/>
               </w:rPr>
               <w:t xml:space="preserve">11</w:t>
             </w:r>
@@ -1393,7 +1393,7 @@
             </w:pPr>
             <w:r>
               <w:rPr>
-                <w:sz w:val="18"/>
+                <w:sz w:val="19"/>
               </w:rPr>
               <w:t xml:space="preserve">Separate demonstrated findings from proposed benefits</w:t>
             </w:r>
@@ -1408,7 +1408,7 @@
             </w:pPr>
             <w:r>
               <w:rPr>
-                <w:sz w:val="18"/>
+                <w:sz w:val="19"/>
               </w:rPr>
               <w:t xml:space="preserve">The conclusion now has two explicit parts: what is demonstrated by measurement, and what is proposed but not yet demonstrated.</w:t>
             </w:r>
@@ -1423,7 +1423,7 @@
             </w:pPr>
             <w:r>
               <w:rPr>
-                <w:sz w:val="18"/>
+                <w:sz w:val="19"/>
               </w:rPr>
               <w:t xml:space="preserve">Sec. VIII</w:t>
             </w:r>
@@ -1476,7 +1476,7 @@
             <w:r>
               <w:rPr>
                 <w:b/>
-                <w:sz w:val="18"/>
+                <w:sz w:val="19"/>
               </w:rPr>
               <w:t xml:space="preserve">Correction</w:t>
             </w:r>
@@ -1494,7 +1494,7 @@
             <w:r>
               <w:rPr>
                 <w:b/>
-                <w:sz w:val="18"/>
+                <w:sz w:val="19"/>
               </w:rPr>
               <w:t xml:space="preserve">Where</w:t>
             </w:r>
@@ -1511,73 +1511,73 @@
             </w:pPr>
             <w:r>
               <w:rPr>
-                <w:sz w:val="18"/>
+                <w:sz w:val="19"/>
               </w:rPr>
               <w:t xml:space="preserve">The hedge example</w:t>
             </w:r>
             <w:r>
               <w:rPr>
-                <w:sz w:val="18"/>
+                <w:sz w:val="19"/>
               </w:rPr>
               <w:t xml:space="preserve"> </w:t>
             </w:r>
             <w:r>
               <w:rPr>
-                <w:sz w:val="18"/>
+                <w:sz w:val="19"/>
               </w:rPr>
               <w:t xml:space="preserve">“</w:t>
             </w:r>
             <w:r>
               <w:rPr>
-                <w:sz w:val="18"/>
+                <w:sz w:val="19"/>
               </w:rPr>
               <w:t xml:space="preserve">some exposure to Kafka</w:t>
             </w:r>
             <w:r>
               <w:rPr>
-                <w:sz w:val="18"/>
+                <w:sz w:val="19"/>
               </w:rPr>
               <w:t xml:space="preserve">”</w:t>
             </w:r>
             <w:r>
               <w:rPr>
-                <w:sz w:val="18"/>
+                <w:sz w:val="19"/>
               </w:rPr>
               <w:t xml:space="preserve"> </w:t>
             </w:r>
             <w:r>
               <w:rPr>
-                <w:sz w:val="18"/>
+                <w:sz w:val="19"/>
               </w:rPr>
               <w:t xml:space="preserve">was wrong: the gate does not reject it. Replaced with</w:t>
             </w:r>
             <w:r>
               <w:rPr>
-                <w:sz w:val="18"/>
+                <w:sz w:val="19"/>
               </w:rPr>
               <w:t xml:space="preserve"> </w:t>
             </w:r>
             <w:r>
               <w:rPr>
-                <w:sz w:val="18"/>
+                <w:sz w:val="19"/>
               </w:rPr>
               <w:t xml:space="preserve">“</w:t>
             </w:r>
             <w:r>
               <w:rPr>
-                <w:sz w:val="18"/>
+                <w:sz w:val="19"/>
               </w:rPr>
               <w:t xml:space="preserve">possibly used Kafka</w:t>
             </w:r>
             <w:r>
               <w:rPr>
-                <w:sz w:val="18"/>
+                <w:sz w:val="19"/>
               </w:rPr>
               <w:t xml:space="preserve">”</w:t>
             </w:r>
             <w:r>
               <w:rPr>
-                <w:sz w:val="18"/>
+                <w:sz w:val="19"/>
               </w:rPr>
               <w:t xml:space="preserve">, which it does.</w:t>
             </w:r>
@@ -1592,7 +1592,7 @@
             </w:pPr>
             <w:r>
               <w:rPr>
-                <w:sz w:val="18"/>
+                <w:sz w:val="19"/>
               </w:rPr>
               <w:t xml:space="preserve">Sec. IV-A</w:t>
             </w:r>
@@ -1609,7 +1609,7 @@
             </w:pPr>
             <w:r>
               <w:rPr>
-                <w:sz w:val="18"/>
+                <w:sz w:val="19"/>
               </w:rPr>
               <w:t xml:space="preserve">The +0.041 AUROC comparison mixed two models; the same-model figure is +0.048.</w:t>
             </w:r>
@@ -1624,7 +1624,7 @@
             </w:pPr>
             <w:r>
               <w:rPr>
-                <w:sz w:val="18"/>
+                <w:sz w:val="19"/>
               </w:rPr>
               <w:t xml:space="preserve">Sec. V-C</w:t>
             </w:r>
@@ -1641,7 +1641,7 @@
             </w:pPr>
             <w:r>
               <w:rPr>
-                <w:sz w:val="18"/>
+                <w:sz w:val="19"/>
               </w:rPr>
               <w:t xml:space="preserve">The split-scheme table used 8,000 unbalanced rows, unlike every other experiment; this is now stated.</w:t>
             </w:r>
@@ -1656,9 +1656,9 @@
             </w:pPr>
             <w:r>
               <w:rPr>
-                <w:sz w:val="18"/>
-              </w:rPr>
-              <w:t xml:space="preserve">Table VIII</w:t>
+                <w:sz w:val="19"/>
+              </w:rPr>
+              <w:t xml:space="preserve">Sec. V-D</w:t>
             </w:r>
           </w:p>
         </w:tc>
@@ -1673,7 +1673,7 @@
             </w:pPr>
             <w:r>
               <w:rPr>
-                <w:sz w:val="18"/>
+                <w:sz w:val="19"/>
               </w:rPr>
               <w:t xml:space="preserve">The legal table cited the wrong EU AI Act provisions and overstated HB 3773; it now cites Arts. 12, 14 and 86.</w:t>
             </w:r>
@@ -1688,9 +1688,9 @@
             </w:pPr>
             <w:r>
               <w:rPr>
-                <w:sz w:val="18"/>
-              </w:rPr>
-              <w:t xml:space="preserve">Table XI</w:t>
+                <w:sz w:val="19"/>
+              </w:rPr>
+              <w:t xml:space="preserve">Sec. VII</w:t>
             </w:r>
           </w:p>
         </w:tc>
@@ -1705,7 +1705,7 @@
             </w:pPr>
             <w:r>
               <w:rPr>
-                <w:sz w:val="18"/>
+                <w:sz w:val="19"/>
               </w:rPr>
               <w:t xml:space="preserve">Figures rebuilt as vector graphics, removing the bitmap fonts that IEEE PDF eXpress rejects.</w:t>
             </w:r>
@@ -1720,7 +1720,7 @@
             </w:pPr>
             <w:r>
               <w:rPr>
-                <w:sz w:val="18"/>
+                <w:sz w:val="19"/>
               </w:rPr>
               <w:t xml:space="preserve">All figures</w:t>
             </w:r>
@@ -1743,7 +1743,25 @@
         <w:pStyle w:val="FirstParagraph"/>
       </w:pPr>
       <w:r>
-        <w:t xml:space="preserve">The paper is set in A4 and runs to 8 pages, within the conference limit.</w:t>
+        <w:t xml:space="preserve">The paper is set in A4 and fits the 6-page limit. All text is in Times; the monospace terms were replaced with ordinary text, and the accented spelling of</w:t>
+      </w:r>
+      <w:r>
+        <w:t xml:space="preserve"> </w:t>
+      </w:r>
+      <w:r>
+        <w:t xml:space="preserve">“</w:t>
+      </w:r>
+      <w:r>
+        <w:t xml:space="preserve">resume</w:t>
+      </w:r>
+      <w:r>
+        <w:t xml:space="preserve">”</w:t>
+      </w:r>
+      <w:r>
+        <w:t xml:space="preserve"> </w:t>
+      </w:r>
+      <w:r>
+        <w:t xml:space="preserve">is replaced by the plain form throughout. To fit 6 pages, four secondary figures and tables (learning curve, latency plot, split-scheme table, cost table) and the regulatory mapping table were folded into the text; every result they reported is still stated.</w:t>
       </w:r>
     </w:p>
     <w:bookmarkEnd w:id="24"/>
@@ -1884,8 +1902,8 @@
     <w:name w:val="Normal"/>
     <w:qFormat/>
     <w:rPr>
-      <w:rFonts w:ascii="Calibri" w:hAnsi="Calibri"/>
-      <w:sz w:val="21"/>
+      <w:rFonts w:ascii="Times New Roman" w:hAnsi="Times New Roman" w:cs="Times New Roman" w:eastAsia="Times New Roman"/>
+      <w:sz w:val="22"/>
     </w:rPr>
   </w:style>
   <w:style w:styleId="BodyText" w:type="paragraph">
@@ -1897,8 +1915,8 @@
     </w:pPr>
     <w:qFormat/>
     <w:rPr>
-      <w:rFonts w:ascii="Calibri" w:hAnsi="Calibri"/>
-      <w:sz w:val="21"/>
+      <w:rFonts w:ascii="Times New Roman" w:hAnsi="Times New Roman" w:cs="Times New Roman" w:eastAsia="Times New Roman"/>
+      <w:sz w:val="22"/>
     </w:rPr>
   </w:style>
   <w:style w:customStyle="1" w:styleId="FirstParagraph" w:type="paragraph">
@@ -1907,8 +1925,8 @@
     <w:next w:val="BodyText"/>
     <w:qFormat/>
     <w:rPr>
-      <w:rFonts w:ascii="Calibri" w:hAnsi="Calibri"/>
-      <w:sz w:val="21"/>
+      <w:rFonts w:ascii="Times New Roman" w:hAnsi="Times New Roman" w:cs="Times New Roman" w:eastAsia="Times New Roman"/>
+      <w:sz w:val="22"/>
     </w:rPr>
   </w:style>
   <w:style w:customStyle="1" w:styleId="Compact" w:type="paragraph">
@@ -1919,8 +1937,8 @@
       <w:spacing w:after="36" w:before="36"/>
     </w:pPr>
     <w:rPr>
-      <w:rFonts w:ascii="Calibri" w:hAnsi="Calibri"/>
-      <w:sz w:val="21"/>
+      <w:rFonts w:ascii="Times New Roman" w:hAnsi="Times New Roman" w:cs="Times New Roman" w:eastAsia="Times New Roman"/>
+      <w:sz w:val="22"/>
     </w:rPr>
   </w:style>
   <w:style w:styleId="Title" w:type="paragraph">
@@ -1935,7 +1953,7 @@
       <w:jc w:val="center"/>
     </w:pPr>
     <w:rPr>
-      <w:rFonts w:asciiTheme="majorHAnsi" w:cstheme="majorBidi" w:eastAsiaTheme="majorEastAsia" w:hAnsiTheme="majorHAnsi"/>
+      <w:rFonts w:ascii="Times New Roman" w:hAnsi="Times New Roman" w:cs="Times New Roman" w:eastAsia="Times New Roman"/>
       <w:b/>
       <w:bCs/>
       <w:color w:themeColor="accent1" w:themeShade="B5" w:val="345A8A"/>
@@ -1955,6 +1973,7 @@
       <w:jc w:val="center"/>
     </w:pPr>
     <w:rPr>
+      <w:rFonts w:ascii="Times New Roman" w:hAnsi="Times New Roman" w:cs="Times New Roman" w:eastAsia="Times New Roman"/>
       <w:sz w:val="30"/>
       <w:szCs w:val="30"/>
     </w:rPr>
@@ -1968,6 +1987,9 @@
       <w:keepLines/>
       <w:jc w:val="center"/>
     </w:pPr>
+    <w:rPr>
+      <w:rFonts w:ascii="Times New Roman" w:hAnsi="Times New Roman" w:cs="Times New Roman" w:eastAsia="Times New Roman"/>
+    </w:rPr>
   </w:style>
   <w:style w:styleId="Date" w:type="paragraph">
     <w:name w:val="Date"/>
@@ -1978,6 +2000,9 @@
       <w:keepLines/>
       <w:jc w:val="center"/>
     </w:pPr>
+    <w:rPr>
+      <w:rFonts w:ascii="Times New Roman" w:hAnsi="Times New Roman" w:cs="Times New Roman" w:eastAsia="Times New Roman"/>
+    </w:rPr>
   </w:style>
   <w:style w:customStyle="1" w:styleId="AbstractTitle" w:type="paragraph">
     <w:name w:val="Abstract Title"/>
@@ -1991,6 +2016,7 @@
       <w:spacing w:after="0" w:before="300"/>
     </w:pPr>
     <w:rPr>
+      <w:rFonts w:ascii="Times New Roman" w:hAnsi="Times New Roman" w:cs="Times New Roman" w:eastAsia="Times New Roman"/>
       <w:sz w:val="20"/>
       <w:szCs w:val="20"/>
       <w:b/>
@@ -2009,6 +2035,7 @@
       <w:spacing w:after="300" w:before="100"/>
     </w:pPr>
     <w:rPr>
+      <w:rFonts w:ascii="Times New Roman" w:hAnsi="Times New Roman" w:cs="Times New Roman" w:eastAsia="Times New Roman"/>
       <w:sz w:val="20"/>
       <w:szCs w:val="20"/>
     </w:rPr>
@@ -2019,7 +2046,9 @@
     <w:next w:val="Bibliography"/>
     <w:qFormat/>
     <w:pPr/>
-    <w:rPr/>
+    <w:rPr>
+      <w:rFonts w:ascii="Times New Roman" w:hAnsi="Times New Roman" w:cs="Times New Roman" w:eastAsia="Times New Roman"/>
+    </w:rPr>
   </w:style>
   <w:style w:styleId="Heading1" w:type="paragraph">
     <w:name w:val="Heading 1"/>
@@ -2034,7 +2063,7 @@
       <w:outlineLvl w:val="0"/>
     </w:pPr>
     <w:rPr>
-      <w:rFonts w:asciiTheme="majorHAnsi" w:cstheme="majorBidi" w:eastAsiaTheme="majorEastAsia" w:hAnsiTheme="majorHAnsi"/>
+      <w:rFonts w:ascii="Times New Roman" w:hAnsi="Times New Roman" w:cs="Times New Roman" w:eastAsia="Times New Roman"/>
       <w:b/>
       <w:bCs/>
       <w:color w:themeColor="accent1" w:val="4F81BD"/>
@@ -2056,7 +2085,7 @@
       <w:outlineLvl w:val="1"/>
     </w:pPr>
     <w:rPr>
-      <w:rFonts w:asciiTheme="majorHAnsi" w:cstheme="majorBidi" w:eastAsiaTheme="majorEastAsia" w:hAnsiTheme="majorHAnsi"/>
+      <w:rFonts w:ascii="Times New Roman" w:hAnsi="Times New Roman" w:cs="Times New Roman" w:eastAsia="Times New Roman"/>
       <w:b/>
       <w:bCs/>
       <w:color w:themeColor="accent1" w:val="4F81BD"/>
@@ -2078,7 +2107,7 @@
       <w:outlineLvl w:val="2"/>
     </w:pPr>
     <w:rPr>
-      <w:rFonts w:asciiTheme="majorHAnsi" w:cstheme="majorBidi" w:eastAsiaTheme="majorEastAsia" w:hAnsiTheme="majorHAnsi"/>
+      <w:rFonts w:ascii="Times New Roman" w:hAnsi="Times New Roman" w:cs="Times New Roman" w:eastAsia="Times New Roman"/>
       <w:b/>
       <w:bCs/>
       <w:color w:themeColor="accent1" w:val="4F81BD"/>
@@ -2100,7 +2129,7 @@
       <w:outlineLvl w:val="3"/>
     </w:pPr>
     <w:rPr>
-      <w:rFonts w:asciiTheme="majorHAnsi" w:cstheme="majorBidi" w:eastAsiaTheme="majorEastAsia" w:hAnsiTheme="majorHAnsi"/>
+      <w:rFonts w:ascii="Times New Roman" w:hAnsi="Times New Roman" w:cs="Times New Roman" w:eastAsia="Times New Roman"/>
       <w:i/>
       <w:bCs/>
       <w:color w:themeColor="accent1" w:val="4F81BD"/>
@@ -2122,7 +2151,7 @@
       <w:outlineLvl w:val="4"/>
     </w:pPr>
     <w:rPr>
-      <w:rFonts w:asciiTheme="majorHAnsi" w:cstheme="majorBidi" w:eastAsiaTheme="majorEastAsia" w:hAnsiTheme="majorHAnsi"/>
+      <w:rFonts w:ascii="Times New Roman" w:hAnsi="Times New Roman" w:cs="Times New Roman" w:eastAsia="Times New Roman"/>
       <w:iCs/>
       <w:color w:themeColor="accent1" w:val="4F81BD"/>
       <w:sz w:val="24"/>
@@ -2143,7 +2172,7 @@
       <w:outlineLvl w:val="5"/>
     </w:pPr>
     <w:rPr>
-      <w:rFonts w:asciiTheme="majorHAnsi" w:cstheme="majorBidi" w:eastAsiaTheme="majorEastAsia" w:hAnsiTheme="majorHAnsi"/>
+      <w:rFonts w:ascii="Times New Roman" w:hAnsi="Times New Roman" w:cs="Times New Roman" w:eastAsia="Times New Roman"/>
       <w:color w:themeColor="accent1" w:val="4F81BD"/>
       <w:sz w:val="24"/>
       <w:szCs w:val="24"/>
@@ -2163,7 +2192,7 @@
       <w:outlineLvl w:val="6"/>
     </w:pPr>
     <w:rPr>
-      <w:rFonts w:asciiTheme="majorHAnsi" w:cstheme="majorBidi" w:eastAsiaTheme="majorEastAsia" w:hAnsiTheme="majorHAnsi"/>
+      <w:rFonts w:ascii="Times New Roman" w:hAnsi="Times New Roman" w:cs="Times New Roman" w:eastAsia="Times New Roman"/>
       <w:color w:themeColor="accent1" w:val="4F81BD"/>
       <w:sz w:val="24"/>
       <w:szCs w:val="24"/>
@@ -2183,7 +2212,7 @@
       <w:outlineLvl w:val="7"/>
     </w:pPr>
     <w:rPr>
-      <w:rFonts w:asciiTheme="majorHAnsi" w:cstheme="majorBidi" w:eastAsiaTheme="majorEastAsia" w:hAnsiTheme="majorHAnsi"/>
+      <w:rFonts w:ascii="Times New Roman" w:hAnsi="Times New Roman" w:cs="Times New Roman" w:eastAsia="Times New Roman"/>
       <w:color w:themeColor="accent1" w:val="4F81BD"/>
       <w:sz w:val="24"/>
       <w:szCs w:val="24"/>
@@ -2203,7 +2232,7 @@
       <w:outlineLvl w:val="8"/>
     </w:pPr>
     <w:rPr>
-      <w:rFonts w:asciiTheme="majorHAnsi" w:cstheme="majorBidi" w:eastAsiaTheme="majorEastAsia" w:hAnsiTheme="majorHAnsi"/>
+      <w:rFonts w:ascii="Times New Roman" w:hAnsi="Times New Roman" w:cs="Times New Roman" w:eastAsia="Times New Roman"/>
       <w:color w:themeColor="accent1" w:val="4F81BD"/>
       <w:sz w:val="24"/>
       <w:szCs w:val="24"/>
@@ -2220,6 +2249,9 @@
       <w:spacing w:after="100" w:before="100"/>
       <w:ind w:firstLine="0" w:left="480" w:right="480"/>
     </w:pPr>
+    <w:rPr>
+      <w:rFonts w:ascii="Times New Roman" w:hAnsi="Times New Roman" w:cs="Times New Roman" w:eastAsia="Times New Roman"/>
+    </w:rPr>
   </w:style>
   <w:style w:styleId="FootnoteText" w:type="paragraph">
     <w:name w:val="Footnote Text"/>
@@ -2228,11 +2260,17 @@
     <w:uiPriority w:val="9"/>
     <w:unhideWhenUsed/>
     <w:qFormat/>
+    <w:rPr>
+      <w:rFonts w:ascii="Times New Roman" w:hAnsi="Times New Roman" w:cs="Times New Roman" w:eastAsia="Times New Roman"/>
+    </w:rPr>
   </w:style>
   <w:style w:default="1" w:styleId="DefaultParagraphFont" w:type="character">
     <w:name w:val="Default Paragraph Font"/>
     <w:semiHidden/>
     <w:unhideWhenUsed/>
+    <w:rPr>
+      <w:rFonts w:ascii="Times New Roman" w:hAnsi="Times New Roman" w:cs="Times New Roman" w:eastAsia="Times New Roman"/>
+    </w:rPr>
   </w:style>
   <w:style w:default="1" w:styleId="Table" w:type="table">
     <w:name w:val="Table"/>
@@ -2264,6 +2302,9 @@
         </w:tcBorders>
       </w:tcPr>
     </w:tblStylePr>
+    <w:rPr>
+      <w:rFonts w:ascii="Times New Roman" w:hAnsi="Times New Roman" w:cs="Times New Roman" w:eastAsia="Times New Roman"/>
+    </w:rPr>
   </w:style>
   <w:style w:customStyle="1" w:styleId="DefinitionTerm" w:type="paragraph">
     <w:name w:val="Definition Term"/>
@@ -2275,12 +2316,16 @@
       <w:spacing w:after="0"/>
     </w:pPr>
     <w:rPr>
+      <w:rFonts w:ascii="Times New Roman" w:hAnsi="Times New Roman" w:cs="Times New Roman" w:eastAsia="Times New Roman"/>
       <w:b/>
     </w:rPr>
   </w:style>
   <w:style w:customStyle="1" w:styleId="Definition" w:type="paragraph">
     <w:name w:val="Definition"/>
     <w:basedOn w:val="Normal"/>
+    <w:rPr>
+      <w:rFonts w:ascii="Times New Roman" w:hAnsi="Times New Roman" w:cs="Times New Roman" w:eastAsia="Times New Roman"/>
+    </w:rPr>
   </w:style>
   <w:style w:styleId="Caption" w:type="paragraph">
     <w:name w:val="Caption"/>
@@ -2290,6 +2335,7 @@
       <w:spacing w:after="120" w:before="0"/>
     </w:pPr>
     <w:rPr>
+      <w:rFonts w:ascii="Times New Roman" w:hAnsi="Times New Roman" w:cs="Times New Roman" w:eastAsia="Times New Roman"/>
       <w:i/>
     </w:rPr>
   </w:style>
@@ -2299,14 +2345,23 @@
     <w:pPr>
       <w:keepNext/>
     </w:pPr>
+    <w:rPr>
+      <w:rFonts w:ascii="Times New Roman" w:hAnsi="Times New Roman" w:cs="Times New Roman" w:eastAsia="Times New Roman"/>
+    </w:rPr>
   </w:style>
   <w:style w:customStyle="1" w:styleId="ImageCaption" w:type="paragraph">
     <w:name w:val="Image Caption"/>
     <w:basedOn w:val="Caption"/>
+    <w:rPr>
+      <w:rFonts w:ascii="Times New Roman" w:hAnsi="Times New Roman" w:cs="Times New Roman" w:eastAsia="Times New Roman"/>
+    </w:rPr>
   </w:style>
   <w:style w:customStyle="1" w:styleId="Figure" w:type="paragraph">
     <w:name w:val="Figure"/>
     <w:basedOn w:val="Normal"/>
+    <w:rPr>
+      <w:rFonts w:ascii="Times New Roman" w:hAnsi="Times New Roman" w:cs="Times New Roman" w:eastAsia="Times New Roman"/>
+    </w:rPr>
   </w:style>
   <w:style w:customStyle="1" w:styleId="CaptionedFigure" w:type="paragraph">
     <w:name w:val="Captioned Figure"/>
@@ -2314,28 +2369,38 @@
     <w:pPr>
       <w:keepNext/>
     </w:pPr>
+    <w:rPr>
+      <w:rFonts w:ascii="Times New Roman" w:hAnsi="Times New Roman" w:cs="Times New Roman" w:eastAsia="Times New Roman"/>
+    </w:rPr>
   </w:style>
   <w:style w:customStyle="1" w:styleId="BodyTextChar" w:type="character">
     <w:name w:val="Body Text Char"/>
     <w:basedOn w:val="DefaultParagraphFont"/>
     <w:link w:val="BodyText"/>
+    <w:rPr>
+      <w:rFonts w:ascii="Times New Roman" w:hAnsi="Times New Roman" w:cs="Times New Roman" w:eastAsia="Times New Roman"/>
+    </w:rPr>
   </w:style>
   <w:style w:customStyle="1" w:styleId="VerbatimChar" w:type="character">
     <w:name w:val="Verbatim Char"/>
     <w:basedOn w:val="BodyTextChar"/>
     <w:rPr>
-      <w:rFonts w:ascii="Consolas" w:hAnsi="Consolas"/>
+      <w:rFonts w:ascii="Times New Roman" w:hAnsi="Times New Roman" w:cs="Times New Roman" w:eastAsia="Times New Roman"/>
       <w:sz w:val="22"/>
     </w:rPr>
   </w:style>
   <w:style w:customStyle="1" w:styleId="SectionNumber" w:type="character">
     <w:name w:val="Section Number"/>
     <w:basedOn w:val="BodyTextChar"/>
+    <w:rPr>
+      <w:rFonts w:ascii="Times New Roman" w:hAnsi="Times New Roman" w:cs="Times New Roman" w:eastAsia="Times New Roman"/>
+    </w:rPr>
   </w:style>
   <w:style w:styleId="FootnoteReference" w:type="character">
     <w:name w:val="Footnote Reference"/>
     <w:basedOn w:val="BodyTextChar"/>
     <w:rPr>
+      <w:rFonts w:ascii="Times New Roman" w:hAnsi="Times New Roman" w:cs="Times New Roman" w:eastAsia="Times New Roman"/>
       <w:vertAlign w:val="superscript"/>
     </w:rPr>
   </w:style>
@@ -2343,6 +2408,7 @@
     <w:name w:val="Hyperlink"/>
     <w:basedOn w:val="BodyTextChar"/>
     <w:rPr>
+      <w:rFonts w:ascii="Times New Roman" w:hAnsi="Times New Roman" w:cs="Times New Roman" w:eastAsia="Times New Roman"/>
       <w:color w:themeColor="accent1" w:val="4F81BD"/>
     </w:rPr>
   </w:style>
@@ -2358,7 +2424,7 @@
       <w:outlineLvl w:val="9"/>
     </w:pPr>
     <w:rPr>
-      <w:rFonts w:asciiTheme="majorHAnsi" w:cstheme="majorBidi" w:eastAsiaTheme="majorEastAsia" w:hAnsiTheme="majorHAnsi"/>
+      <w:rFonts w:ascii="Times New Roman" w:hAnsi="Times New Roman" w:cs="Times New Roman" w:eastAsia="Times New Roman"/>
       <w:b w:val="0"/>
       <w:bCs w:val="0"/>
       <w:color w:themeColor="accent1" w:themeShade="BF" w:val="365F91"/>
@@ -2371,11 +2437,15 @@
     <w:pPr>
       <w:wordWrap w:val="off"/>
     </w:pPr>
+    <w:rPr>
+      <w:rFonts w:ascii="Times New Roman" w:hAnsi="Times New Roman" w:cs="Times New Roman" w:eastAsia="Times New Roman"/>
+    </w:rPr>
   </w:style>
   <w:style w:type="character" w:customStyle="1" w:styleId="KeywordTok">
     <w:name w:val="KeywordTok"/>
     <w:basedOn w:val="VerbatimChar"/>
     <w:rPr>
+      <w:rFonts w:ascii="Times New Roman" w:hAnsi="Times New Roman" w:cs="Times New Roman" w:eastAsia="Times New Roman"/>
       <w:color w:val="007020"/>
       <w:b/>
     </w:rPr>
@@ -2384,6 +2454,7 @@
     <w:name w:val="DataTypeTok"/>
     <w:basedOn w:val="VerbatimChar"/>
     <w:rPr>
+      <w:rFonts w:ascii="Times New Roman" w:hAnsi="Times New Roman" w:cs="Times New Roman" w:eastAsia="Times New Roman"/>
       <w:color w:val="902000"/>
     </w:rPr>
   </w:style>
@@ -2391,6 +2462,7 @@
     <w:name w:val="DecValTok"/>
     <w:basedOn w:val="VerbatimChar"/>
     <w:rPr>
+      <w:rFonts w:ascii="Times New Roman" w:hAnsi="Times New Roman" w:cs="Times New Roman" w:eastAsia="Times New Roman"/>
       <w:color w:val="40a070"/>
     </w:rPr>
   </w:style>
@@ -2398,6 +2470,7 @@
     <w:name w:val="BaseNTok"/>
     <w:basedOn w:val="VerbatimChar"/>
     <w:rPr>
+      <w:rFonts w:ascii="Times New Roman" w:hAnsi="Times New Roman" w:cs="Times New Roman" w:eastAsia="Times New Roman"/>
       <w:color w:val="40a070"/>
     </w:rPr>
   </w:style>
@@ -2405,6 +2478,7 @@
     <w:name w:val="FloatTok"/>
     <w:basedOn w:val="VerbatimChar"/>
     <w:rPr>
+      <w:rFonts w:ascii="Times New Roman" w:hAnsi="Times New Roman" w:cs="Times New Roman" w:eastAsia="Times New Roman"/>
       <w:color w:val="40a070"/>
     </w:rPr>
   </w:style>
@@ -2412,6 +2486,7 @@
     <w:name w:val="ConstantTok"/>
     <w:basedOn w:val="VerbatimChar"/>
     <w:rPr>
+      <w:rFonts w:ascii="Times New Roman" w:hAnsi="Times New Roman" w:cs="Times New Roman" w:eastAsia="Times New Roman"/>
       <w:color w:val="880000"/>
     </w:rPr>
   </w:style>
@@ -2419,6 +2494,7 @@
     <w:name w:val="CharTok"/>
     <w:basedOn w:val="VerbatimChar"/>
     <w:rPr>
+      <w:rFonts w:ascii="Times New Roman" w:hAnsi="Times New Roman" w:cs="Times New Roman" w:eastAsia="Times New Roman"/>
       <w:color w:val="4070a0"/>
     </w:rPr>
   </w:style>
@@ -2426,6 +2502,7 @@
     <w:name w:val="SpecialCharTok"/>
     <w:basedOn w:val="VerbatimChar"/>
     <w:rPr>
+      <w:rFonts w:ascii="Times New Roman" w:hAnsi="Times New Roman" w:cs="Times New Roman" w:eastAsia="Times New Roman"/>
       <w:color w:val="4070a0"/>
     </w:rPr>
   </w:style>
@@ -2433,6 +2510,7 @@
     <w:name w:val="StringTok"/>
     <w:basedOn w:val="VerbatimChar"/>
     <w:rPr>
+      <w:rFonts w:ascii="Times New Roman" w:hAnsi="Times New Roman" w:cs="Times New Roman" w:eastAsia="Times New Roman"/>
       <w:color w:val="4070a0"/>
     </w:rPr>
   </w:style>
@@ -2440,6 +2518,7 @@
     <w:name w:val="VerbatimStringTok"/>
     <w:basedOn w:val="VerbatimChar"/>
     <w:rPr>
+      <w:rFonts w:ascii="Times New Roman" w:hAnsi="Times New Roman" w:cs="Times New Roman" w:eastAsia="Times New Roman"/>
       <w:color w:val="4070a0"/>
     </w:rPr>
   </w:style>
@@ -2447,6 +2526,7 @@
     <w:name w:val="SpecialStringTok"/>
     <w:basedOn w:val="VerbatimChar"/>
     <w:rPr>
+      <w:rFonts w:ascii="Times New Roman" w:hAnsi="Times New Roman" w:cs="Times New Roman" w:eastAsia="Times New Roman"/>
       <w:color w:val="bb6688"/>
     </w:rPr>
   </w:style>
@@ -2454,6 +2534,7 @@
     <w:name w:val="ImportTok"/>
     <w:basedOn w:val="VerbatimChar"/>
     <w:rPr>
+      <w:rFonts w:ascii="Times New Roman" w:hAnsi="Times New Roman" w:cs="Times New Roman" w:eastAsia="Times New Roman"/>
       <w:color w:val="008000"/>
       <w:b/>
     </w:rPr>
@@ -2462,6 +2543,7 @@
     <w:name w:val="CommentTok"/>
     <w:basedOn w:val="VerbatimChar"/>
     <w:rPr>
+      <w:rFonts w:ascii="Times New Roman" w:hAnsi="Times New Roman" w:cs="Times New Roman" w:eastAsia="Times New Roman"/>
       <w:color w:val="60a0b0"/>
       <w:i/>
     </w:rPr>
@@ -2470,6 +2552,7 @@
     <w:name w:val="DocumentationTok"/>
     <w:basedOn w:val="VerbatimChar"/>
     <w:rPr>
+      <w:rFonts w:ascii="Times New Roman" w:hAnsi="Times New Roman" w:cs="Times New Roman" w:eastAsia="Times New Roman"/>
       <w:color w:val="ba2121"/>
       <w:i/>
     </w:rPr>
@@ -2478,6 +2561,7 @@
     <w:name w:val="AnnotationTok"/>
     <w:basedOn w:val="VerbatimChar"/>
     <w:rPr>
+      <w:rFonts w:ascii="Times New Roman" w:hAnsi="Times New Roman" w:cs="Times New Roman" w:eastAsia="Times New Roman"/>
       <w:color w:val="60a0b0"/>
       <w:b/>
       <w:i/>
@@ -2487,6 +2571,7 @@
     <w:name w:val="CommentVarTok"/>
     <w:basedOn w:val="VerbatimChar"/>
     <w:rPr>
+      <w:rFonts w:ascii="Times New Roman" w:hAnsi="Times New Roman" w:cs="Times New Roman" w:eastAsia="Times New Roman"/>
       <w:color w:val="60a0b0"/>
       <w:b/>
       <w:i/>
@@ -2496,6 +2581,7 @@
     <w:name w:val="OtherTok"/>
     <w:basedOn w:val="VerbatimChar"/>
     <w:rPr>
+      <w:rFonts w:ascii="Times New Roman" w:hAnsi="Times New Roman" w:cs="Times New Roman" w:eastAsia="Times New Roman"/>
       <w:color w:val="007020"/>
     </w:rPr>
   </w:style>
@@ -2503,6 +2589,7 @@
     <w:name w:val="FunctionTok"/>
     <w:basedOn w:val="VerbatimChar"/>
     <w:rPr>
+      <w:rFonts w:ascii="Times New Roman" w:hAnsi="Times New Roman" w:cs="Times New Roman" w:eastAsia="Times New Roman"/>
       <w:color w:val="06287e"/>
     </w:rPr>
   </w:style>
@@ -2510,6 +2597,7 @@
     <w:name w:val="VariableTok"/>
     <w:basedOn w:val="VerbatimChar"/>
     <w:rPr>
+      <w:rFonts w:ascii="Times New Roman" w:hAnsi="Times New Roman" w:cs="Times New Roman" w:eastAsia="Times New Roman"/>
       <w:color w:val="19177c"/>
     </w:rPr>
   </w:style>
@@ -2517,6 +2605,7 @@
     <w:name w:val="ControlFlowTok"/>
     <w:basedOn w:val="VerbatimChar"/>
     <w:rPr>
+      <w:rFonts w:ascii="Times New Roman" w:hAnsi="Times New Roman" w:cs="Times New Roman" w:eastAsia="Times New Roman"/>
       <w:color w:val="007020"/>
       <w:b/>
     </w:rPr>
@@ -2525,6 +2614,7 @@
     <w:name w:val="OperatorTok"/>
     <w:basedOn w:val="VerbatimChar"/>
     <w:rPr>
+      <w:rFonts w:ascii="Times New Roman" w:hAnsi="Times New Roman" w:cs="Times New Roman" w:eastAsia="Times New Roman"/>
       <w:color w:val="666666"/>
     </w:rPr>
   </w:style>
@@ -2532,18 +2622,22 @@
     <w:name w:val="BuiltInTok"/>
     <w:basedOn w:val="VerbatimChar"/>
     <w:rPr>
+      <w:rFonts w:ascii="Times New Roman" w:hAnsi="Times New Roman" w:cs="Times New Roman" w:eastAsia="Times New Roman"/>
       <w:color w:val="008000"/>
     </w:rPr>
   </w:style>
   <w:style w:type="character" w:customStyle="1" w:styleId="ExtensionTok">
     <w:name w:val="ExtensionTok"/>
     <w:basedOn w:val="VerbatimChar"/>
-    <w:rPr/>
+    <w:rPr>
+      <w:rFonts w:ascii="Times New Roman" w:hAnsi="Times New Roman" w:cs="Times New Roman" w:eastAsia="Times New Roman"/>
+    </w:rPr>
   </w:style>
   <w:style w:type="character" w:customStyle="1" w:styleId="PreprocessorTok">
     <w:name w:val="PreprocessorTok"/>
     <w:basedOn w:val="VerbatimChar"/>
     <w:rPr>
+      <w:rFonts w:ascii="Times New Roman" w:hAnsi="Times New Roman" w:cs="Times New Roman" w:eastAsia="Times New Roman"/>
       <w:color w:val="bc7a00"/>
     </w:rPr>
   </w:style>
@@ -2551,18 +2645,22 @@
     <w:name w:val="AttributeTok"/>
     <w:basedOn w:val="VerbatimChar"/>
     <w:rPr>
+      <w:rFonts w:ascii="Times New Roman" w:hAnsi="Times New Roman" w:cs="Times New Roman" w:eastAsia="Times New Roman"/>
       <w:color w:val="7d9029"/>
     </w:rPr>
   </w:style>
   <w:style w:type="character" w:customStyle="1" w:styleId="RegionMarkerTok">
     <w:name w:val="RegionMarkerTok"/>
     <w:basedOn w:val="VerbatimChar"/>
-    <w:rPr/>
+    <w:rPr>
+      <w:rFonts w:ascii="Times New Roman" w:hAnsi="Times New Roman" w:cs="Times New Roman" w:eastAsia="Times New Roman"/>
+    </w:rPr>
   </w:style>
   <w:style w:type="character" w:customStyle="1" w:styleId="InformationTok">
     <w:name w:val="InformationTok"/>
     <w:basedOn w:val="VerbatimChar"/>
     <w:rPr>
+      <w:rFonts w:ascii="Times New Roman" w:hAnsi="Times New Roman" w:cs="Times New Roman" w:eastAsia="Times New Roman"/>
       <w:color w:val="60a0b0"/>
       <w:b/>
       <w:i/>
@@ -2572,6 +2670,7 @@
     <w:name w:val="WarningTok"/>
     <w:basedOn w:val="VerbatimChar"/>
     <w:rPr>
+      <w:rFonts w:ascii="Times New Roman" w:hAnsi="Times New Roman" w:cs="Times New Roman" w:eastAsia="Times New Roman"/>
       <w:color w:val="60a0b0"/>
       <w:b/>
       <w:i/>
@@ -2581,6 +2680,7 @@
     <w:name w:val="AlertTok"/>
     <w:basedOn w:val="VerbatimChar"/>
     <w:rPr>
+      <w:rFonts w:ascii="Times New Roman" w:hAnsi="Times New Roman" w:cs="Times New Roman" w:eastAsia="Times New Roman"/>
       <w:color w:val="ff0000"/>
       <w:b/>
     </w:rPr>
@@ -2589,6 +2689,7 @@
     <w:name w:val="ErrorTok"/>
     <w:basedOn w:val="VerbatimChar"/>
     <w:rPr>
+      <w:rFonts w:ascii="Times New Roman" w:hAnsi="Times New Roman" w:cs="Times New Roman" w:eastAsia="Times New Roman"/>
       <w:color w:val="ff0000"/>
       <w:b/>
     </w:rPr>
@@ -2596,7 +2697,9 @@
   <w:style w:type="character" w:customStyle="1" w:styleId="NormalTok">
     <w:name w:val="NormalTok"/>
     <w:basedOn w:val="VerbatimChar"/>
-    <w:rPr/>
+    <w:rPr>
+      <w:rFonts w:ascii="Times New Roman" w:hAnsi="Times New Roman" w:cs="Times New Roman" w:eastAsia="Times New Roman"/>
+    </w:rPr>
   </w:style>
 </w:styles>
 </file>

--- a/docs/paper-ieee/Response_to_Review.docx
+++ b/docs/paper-ieee/Response_to_Review.docx
@@ -510,7 +510,7 @@
               <w:rPr>
                 <w:sz w:val="19"/>
               </w:rPr>
-              <w:t xml:space="preserve">Table III</w:t>
+              <w:t xml:space="preserve">Table IV</w:t>
             </w:r>
           </w:p>
         </w:tc>
@@ -822,22 +822,22 @@
               <w:rPr>
                 <w:sz w:val="19"/>
               </w:rPr>
-              <w:t xml:space="preserve">New Table II lists every component output, whether it is deployed, what reaches the recruiter, and whether it can act as a hidden score. Verdicts are set by a person, and no model sets one. The sufficiency model is diagnostic only: it is fitted on synthetic data, and the code cannot present it as a finding about a real person. The fit classifiers are not deployed. Identity is a presence gate whose mismatches are logged for review. The one aggregate that could act as a score, a mean-confidence figure in the web report, has been removed from the system.</w:t>
-            </w:r>
-          </w:p>
-        </w:tc>
-        <w:tc>
-          <w:tcPr/>
-          <w:p>
-            <w:pPr>
-              <w:pStyle w:val="Compact"/>
-              <w:jc w:val="left"/>
-            </w:pPr>
-            <w:r>
-              <w:rPr>
-                <w:sz w:val="19"/>
-              </w:rPr>
-              <w:t xml:space="preserve">Sec. III, Table II, Sec. VII</w:t>
+              <w:t xml:space="preserve">New Table III lists every component output, whether it is deployed, what reaches the recruiter, and whether it can act as a hidden score. Verdicts are set by a person, and no model sets one. The sufficiency model is diagnostic only: it is fitted on synthetic data, and the code cannot present it as a finding about a real person. The fit classifiers are not deployed. Identity is a presence gate whose mismatches are logged for review. The one aggregate that could act as a score, a mean-confidence figure in the web report, has been removed from the system.</w:t>
+            </w:r>
+          </w:p>
+        </w:tc>
+        <w:tc>
+          <w:tcPr/>
+          <w:p>
+            <w:pPr>
+              <w:pStyle w:val="Compact"/>
+              <w:jc w:val="left"/>
+            </w:pPr>
+            <w:r>
+              <w:rPr>
+                <w:sz w:val="19"/>
+              </w:rPr>
+              <w:t xml:space="preserve">Sec. III, Table III, Sec. VII</w:t>
             </w:r>
           </w:p>
         </w:tc>
@@ -961,7 +961,7 @@
               <w:rPr>
                 <w:sz w:val="19"/>
               </w:rPr>
-              <w:t xml:space="preserve">Sec. IV-C, Table IV</w:t>
+              <w:t xml:space="preserve">Sec. IV-C, Table V</w:t>
             </w:r>
           </w:p>
         </w:tc>
@@ -1085,7 +1085,7 @@
               <w:rPr>
                 <w:sz w:val="19"/>
               </w:rPr>
-              <w:t xml:space="preserve">Sec. V-A, Table VI</w:t>
+              <w:t xml:space="preserve">Sec. V-A, Table VII</w:t>
             </w:r>
           </w:p>
         </w:tc>
@@ -1286,22 +1286,22 @@
               <w:rPr>
                 <w:sz w:val="19"/>
               </w:rPr>
-              <w:t xml:space="preserve">New Table I defines claim, evidence, measurement, signal, verdict, audit and screening.</w:t>
-            </w:r>
-          </w:p>
-        </w:tc>
-        <w:tc>
-          <w:tcPr/>
-          <w:p>
-            <w:pPr>
-              <w:pStyle w:val="Compact"/>
-              <w:jc w:val="left"/>
-            </w:pPr>
-            <w:r>
-              <w:rPr>
-                <w:sz w:val="19"/>
-              </w:rPr>
-              <w:t xml:space="preserve">Table I</w:t>
+              <w:t xml:space="preserve">New Table II defines claim, evidence, measurement, signal, verdict, audit and screening.</w:t>
+            </w:r>
+          </w:p>
+        </w:tc>
+        <w:tc>
+          <w:tcPr/>
+          <w:p>
+            <w:pPr>
+              <w:pStyle w:val="Compact"/>
+              <w:jc w:val="left"/>
+            </w:pPr>
+            <w:r>
+              <w:rPr>
+                <w:sz w:val="19"/>
+              </w:rPr>
+              <w:t xml:space="preserve">Table II</w:t>
             </w:r>
           </w:p>
         </w:tc>
@@ -1729,13 +1729,13 @@
       </w:tr>
     </w:tbl>
     <w:bookmarkEnd w:id="23"/>
-    <w:bookmarkStart w:id="24" w:name="formatting"/>
+    <w:bookmarkStart w:id="24" w:name="second-review-7.810-major-revision"/>
     <w:p>
       <w:pPr>
         <w:pStyle w:val="Heading1"/>
       </w:pPr>
       <w:r>
-        <w:t xml:space="preserve">Formatting</w:t>
+        <w:t xml:space="preserve">Second review (7.8/10, major revision)</w:t>
       </w:r>
     </w:p>
     <w:p>
@@ -1743,28 +1743,670 @@
         <w:pStyle w:val="FirstParagraph"/>
       </w:pPr>
       <w:r>
-        <w:t xml:space="preserve">The paper is set in A4 and fits the 6-page limit. All text is in Times; the monospace terms were replaced with ordinary text, and the accented spelling of</w:t>
-      </w:r>
-      <w:r>
-        <w:t xml:space="preserve"> </w:t>
-      </w:r>
-      <w:r>
-        <w:t xml:space="preserve">“</w:t>
-      </w:r>
-      <w:r>
-        <w:t xml:space="preserve">resume</w:t>
-      </w:r>
-      <w:r>
-        <w:t xml:space="preserve">”</w:t>
-      </w:r>
-      <w:r>
-        <w:t xml:space="preserve"> </w:t>
-      </w:r>
-      <w:r>
-        <w:t xml:space="preserve">is replaced by the plain form throughout. To fit 6 pages, four secondary figures and tables (learning curve, latency plot, split-scheme table, cost table) and the regulatory mapping table were folded into the text; every result they reported is still stated.</w:t>
+        <w:t xml:space="preserve">This review was of the earlier 8-page version. Several points were already fixed by the 6-page revision: figures reduced, the legal table folded into text, and grouped-by-resume validation reported. The remaining points were addressed as follows. Items that need new data are stated as limitations, not claimed as done.</w:t>
+      </w:r>
+    </w:p>
+    <w:tbl>
+      <w:tblPr>
+        <w:tblStyle w:val="Table"/>
+        <w:tblW w:type="pct" w:w="5000"/>
+        <w:tblLook w:firstRow="1" w:lastRow="0" w:firstColumn="0" w:lastColumn="0" w:noHBand="0" w:noVBand="0" w:val="0020"/>
+        <w:jc w:val="start"/>
+        <w:tblBorders>
+          <w:top w:val="single" w:sz="4" w:color="999999"/>
+          <w:left w:val="single" w:sz="4" w:color="999999"/>
+          <w:bottom w:val="single" w:sz="4" w:color="999999"/>
+          <w:right w:val="single" w:sz="4" w:color="999999"/>
+          <w:insideH w:val="single" w:sz="4" w:color="999999"/>
+          <w:insideV w:val="single" w:sz="4" w:color="999999"/>
+        </w:tblBorders>
+      </w:tblPr>
+      <w:tblGrid>
+        <w:gridCol w:w="2640"/>
+        <w:gridCol w:w="2640"/>
+        <w:gridCol w:w="2640"/>
+      </w:tblGrid>
+      <w:tr>
+        <w:trPr>
+          <w:tblHeader w:val="true"/>
+        </w:trPr>
+        <w:tc>
+          <w:tcPr>
+            <w:shd w:fill="E8EEF7" w:val="clear"/>
+          </w:tcPr>
+          <w:p>
+            <w:pPr>
+              <w:pStyle w:val="Compact"/>
+              <w:jc w:val="left"/>
+            </w:pPr>
+            <w:r>
+              <w:rPr>
+                <w:b/>
+                <w:sz w:val="19"/>
+              </w:rPr>
+              <w:t xml:space="preserve">Point raised</w:t>
+            </w:r>
+          </w:p>
+        </w:tc>
+        <w:tc>
+          <w:tcPr>
+            <w:shd w:fill="E8EEF7" w:val="clear"/>
+          </w:tcPr>
+          <w:p>
+            <w:pPr>
+              <w:pStyle w:val="Compact"/>
+              <w:jc w:val="left"/>
+            </w:pPr>
+            <w:r>
+              <w:rPr>
+                <w:b/>
+                <w:sz w:val="19"/>
+              </w:rPr>
+              <w:t xml:space="preserve">Change made</w:t>
+            </w:r>
+          </w:p>
+        </w:tc>
+        <w:tc>
+          <w:tcPr>
+            <w:shd w:fill="E8EEF7" w:val="clear"/>
+          </w:tcPr>
+          <w:p>
+            <w:pPr>
+              <w:pStyle w:val="Compact"/>
+              <w:jc w:val="left"/>
+            </w:pPr>
+            <w:r>
+              <w:rPr>
+                <w:b/>
+                <w:sz w:val="19"/>
+              </w:rPr>
+              <w:t xml:space="preserve">Where</w:t>
+            </w:r>
+          </w:p>
+        </w:tc>
+      </w:tr>
+      <w:tr>
+        <w:tc>
+          <w:tcPr/>
+          <w:p>
+            <w:pPr>
+              <w:pStyle w:val="Compact"/>
+              <w:jc w:val="left"/>
+            </w:pPr>
+            <w:r>
+              <w:rPr>
+                <w:sz w:val="19"/>
+              </w:rPr>
+              <w:t xml:space="preserve">Novelty against related techniques unclear</w:t>
+            </w:r>
+          </w:p>
+        </w:tc>
+        <w:tc>
+          <w:tcPr/>
+          <w:p>
+            <w:pPr>
+              <w:pStyle w:val="Compact"/>
+              <w:jc w:val="left"/>
+            </w:pPr>
+            <w:r>
+              <w:rPr>
+                <w:sz w:val="19"/>
+              </w:rPr>
+              <w:t xml:space="preserve">New comparison table: RAG, citation/provenance generation, hallucination detection, extractive IE, injection filtering, and the gate</w:t>
+            </w:r>
+          </w:p>
+        </w:tc>
+        <w:tc>
+          <w:tcPr/>
+          <w:p>
+            <w:pPr>
+              <w:pStyle w:val="Compact"/>
+              <w:jc w:val="left"/>
+            </w:pPr>
+            <w:r>
+              <w:rPr>
+                <w:sz w:val="19"/>
+              </w:rPr>
+              <w:t xml:space="preserve">Sec. II, Table I</w:t>
+            </w:r>
+          </w:p>
+        </w:tc>
+      </w:tr>
+      <w:tr>
+        <w:tc>
+          <w:tcPr/>
+          <w:p>
+            <w:pPr>
+              <w:pStyle w:val="Compact"/>
+              <w:jc w:val="left"/>
+            </w:pPr>
+            <w:r>
+              <w:rPr>
+                <w:sz w:val="19"/>
+              </w:rPr>
+              <w:t xml:space="preserve">Meaning and use of model confidence</w:t>
+            </w:r>
+          </w:p>
+        </w:tc>
+        <w:tc>
+          <w:tcPr/>
+          <w:p>
+            <w:pPr>
+              <w:pStyle w:val="Compact"/>
+              <w:jc w:val="left"/>
+            </w:pPr>
+            <w:r>
+              <w:rPr>
+                <w:sz w:val="19"/>
+              </w:rPr>
+              <w:t xml:space="preserve">Stated: per-answer confidence in [0, 1], used only to trigger a follow-up below 0.6; not calibrated; never aggregated</w:t>
+            </w:r>
+          </w:p>
+        </w:tc>
+        <w:tc>
+          <w:tcPr/>
+          <w:p>
+            <w:pPr>
+              <w:pStyle w:val="Compact"/>
+              <w:jc w:val="left"/>
+            </w:pPr>
+            <w:r>
+              <w:rPr>
+                <w:sz w:val="19"/>
+              </w:rPr>
+              <w:t xml:space="preserve">Sec. VII, Limitations</w:t>
+            </w:r>
+          </w:p>
+        </w:tc>
+      </w:tr>
+      <w:tr>
+        <w:tc>
+          <w:tcPr/>
+          <w:p>
+            <w:pPr>
+              <w:pStyle w:val="Compact"/>
+              <w:jc w:val="left"/>
+            </w:pPr>
+            <w:r>
+              <w:rPr>
+                <w:sz w:val="19"/>
+              </w:rPr>
+              <w:t xml:space="preserve">100% gate results overstated</w:t>
+            </w:r>
+          </w:p>
+        </w:tc>
+        <w:tc>
+          <w:tcPr/>
+          <w:p>
+            <w:pPr>
+              <w:pStyle w:val="Compact"/>
+              <w:jc w:val="left"/>
+            </w:pPr>
+            <w:r>
+              <w:rPr>
+                <w:sz w:val="19"/>
+              </w:rPr>
+              <w:t xml:space="preserve">Qualified to the synthetic generator’s patterns, not arbitrary real phrasing</w:t>
+            </w:r>
+          </w:p>
+        </w:tc>
+        <w:tc>
+          <w:tcPr/>
+          <w:p>
+            <w:pPr>
+              <w:pStyle w:val="Compact"/>
+              <w:jc w:val="left"/>
+            </w:pPr>
+            <w:r>
+              <w:rPr>
+                <w:sz w:val="19"/>
+              </w:rPr>
+              <w:t xml:space="preserve">Sec. IV-B</w:t>
+            </w:r>
+          </w:p>
+        </w:tc>
+      </w:tr>
+      <w:tr>
+        <w:tc>
+          <w:tcPr/>
+          <w:p>
+            <w:pPr>
+              <w:pStyle w:val="Compact"/>
+              <w:jc w:val="left"/>
+            </w:pPr>
+            <w:r>
+              <w:rPr>
+                <w:sz w:val="19"/>
+              </w:rPr>
+              <w:t xml:space="preserve">Regulatory claims read as compliance</w:t>
+            </w:r>
+          </w:p>
+        </w:tc>
+        <w:tc>
+          <w:tcPr/>
+          <w:p>
+            <w:pPr>
+              <w:pStyle w:val="Compact"/>
+              <w:jc w:val="left"/>
+            </w:pPr>
+            <w:r>
+              <w:rPr>
+                <w:sz w:val="19"/>
+              </w:rPr>
+              <w:t xml:space="preserve">Reworded to</w:t>
+            </w:r>
+            <w:r>
+              <w:rPr>
+                <w:sz w:val="19"/>
+              </w:rPr>
+              <w:t xml:space="preserve"> </w:t>
+            </w:r>
+            <w:r>
+              <w:rPr>
+                <w:sz w:val="19"/>
+              </w:rPr>
+              <w:t xml:space="preserve">“</w:t>
+            </w:r>
+            <w:r>
+              <w:rPr>
+                <w:sz w:val="19"/>
+              </w:rPr>
+              <w:t xml:space="preserve">architectural correspondence</w:t>
+            </w:r>
+            <w:r>
+              <w:rPr>
+                <w:sz w:val="19"/>
+              </w:rPr>
+              <w:t xml:space="preserve">”</w:t>
+            </w:r>
+            <w:r>
+              <w:rPr>
+                <w:sz w:val="19"/>
+              </w:rPr>
+              <w:t xml:space="preserve">; legal compliance stated as out of scope</w:t>
+            </w:r>
+          </w:p>
+        </w:tc>
+        <w:tc>
+          <w:tcPr/>
+          <w:p>
+            <w:pPr>
+              <w:pStyle w:val="Compact"/>
+              <w:jc w:val="left"/>
+            </w:pPr>
+            <w:r>
+              <w:rPr>
+                <w:sz w:val="19"/>
+              </w:rPr>
+              <w:t xml:space="preserve">Sec. VII</w:t>
+            </w:r>
+          </w:p>
+        </w:tc>
+      </w:tr>
+      <w:tr>
+        <w:tc>
+          <w:tcPr/>
+          <w:p>
+            <w:pPr>
+              <w:pStyle w:val="Compact"/>
+              <w:jc w:val="left"/>
+            </w:pPr>
+            <w:r>
+              <w:rPr>
+                <w:sz w:val="19"/>
+              </w:rPr>
+              <w:t xml:space="preserve">Rhetorical or anecdotal wording</w:t>
+            </w:r>
+          </w:p>
+        </w:tc>
+        <w:tc>
+          <w:tcPr/>
+          <w:p>
+            <w:pPr>
+              <w:pStyle w:val="Compact"/>
+              <w:jc w:val="left"/>
+            </w:pPr>
+            <w:r>
+              <w:rPr>
+                <w:sz w:val="19"/>
+              </w:rPr>
+              <w:t xml:space="preserve">Opening anecdote and the audit anecdote about another system removed;</w:t>
+            </w:r>
+            <w:r>
+              <w:rPr>
+                <w:sz w:val="19"/>
+              </w:rPr>
+              <w:t xml:space="preserve"> </w:t>
+            </w:r>
+            <w:r>
+              <w:rPr>
+                <w:sz w:val="19"/>
+              </w:rPr>
+              <w:t xml:space="preserve">“</w:t>
+            </w:r>
+            <w:r>
+              <w:rPr>
+                <w:sz w:val="19"/>
+              </w:rPr>
+              <w:t xml:space="preserve">overwhelmingly</w:t>
+            </w:r>
+            <w:r>
+              <w:rPr>
+                <w:sz w:val="19"/>
+              </w:rPr>
+              <w:t xml:space="preserve">”</w:t>
+            </w:r>
+            <w:r>
+              <w:rPr>
+                <w:sz w:val="19"/>
+              </w:rPr>
+              <w:t xml:space="preserve"> </w:t>
+            </w:r>
+            <w:r>
+              <w:rPr>
+                <w:sz w:val="19"/>
+              </w:rPr>
+              <w:t xml:space="preserve">softened in the abstract</w:t>
+            </w:r>
+          </w:p>
+        </w:tc>
+        <w:tc>
+          <w:tcPr/>
+          <w:p>
+            <w:pPr>
+              <w:pStyle w:val="Compact"/>
+              <w:jc w:val="left"/>
+            </w:pPr>
+            <w:r>
+              <w:rPr>
+                <w:sz w:val="19"/>
+              </w:rPr>
+              <w:t xml:space="preserve">Abstract, Sec. I, Sec. VII</w:t>
+            </w:r>
+          </w:p>
+        </w:tc>
+      </w:tr>
+      <w:tr>
+        <w:tc>
+          <w:tcPr/>
+          <w:p>
+            <w:pPr>
+              <w:pStyle w:val="Compact"/>
+              <w:jc w:val="left"/>
+            </w:pPr>
+            <w:r>
+              <w:rPr>
+                <w:sz w:val="19"/>
+              </w:rPr>
+              <w:t xml:space="preserve">Metrics not defined</w:t>
+            </w:r>
+          </w:p>
+        </w:tc>
+        <w:tc>
+          <w:tcPr/>
+          <w:p>
+            <w:pPr>
+              <w:pStyle w:val="Compact"/>
+              <w:jc w:val="left"/>
+            </w:pPr>
+            <w:r>
+              <w:rPr>
+                <w:sz w:val="19"/>
+              </w:rPr>
+              <w:t xml:space="preserve">AUROC, ECE, FAR and FRR defined where first used</w:t>
+            </w:r>
+          </w:p>
+        </w:tc>
+        <w:tc>
+          <w:tcPr/>
+          <w:p>
+            <w:pPr>
+              <w:pStyle w:val="Compact"/>
+              <w:jc w:val="left"/>
+            </w:pPr>
+            <w:r>
+              <w:rPr>
+                <w:sz w:val="19"/>
+              </w:rPr>
+              <w:t xml:space="preserve">Sec. V-B, Sec. VI</w:t>
+            </w:r>
+          </w:p>
+        </w:tc>
+      </w:tr>
+      <w:tr>
+        <w:tc>
+          <w:tcPr/>
+          <w:p>
+            <w:pPr>
+              <w:pStyle w:val="Compact"/>
+              <w:jc w:val="left"/>
+            </w:pPr>
+            <w:r>
+              <w:rPr>
+                <w:sz w:val="19"/>
+              </w:rPr>
+              <w:t xml:space="preserve">EER threshold choice and LFW pair counts</w:t>
+            </w:r>
+          </w:p>
+        </w:tc>
+        <w:tc>
+          <w:tcPr/>
+          <w:p>
+            <w:pPr>
+              <w:pStyle w:val="Compact"/>
+              <w:jc w:val="left"/>
+            </w:pPr>
+            <w:r>
+              <w:rPr>
+                <w:sz w:val="19"/>
+              </w:rPr>
+              <w:t xml:space="preserve">Explained: EER is used because no validated cost ratio exists; the 2,200 and 1,000 pairs are LFW’s development train and test splits</w:t>
+            </w:r>
+          </w:p>
+        </w:tc>
+        <w:tc>
+          <w:tcPr/>
+          <w:p>
+            <w:pPr>
+              <w:pStyle w:val="Compact"/>
+              <w:jc w:val="left"/>
+            </w:pPr>
+            <w:r>
+              <w:rPr>
+                <w:sz w:val="19"/>
+              </w:rPr>
+              <w:t xml:space="preserve">Sec. VI</w:t>
+            </w:r>
+          </w:p>
+        </w:tc>
+      </w:tr>
+      <w:tr>
+        <w:tc>
+          <w:tcPr/>
+          <w:p>
+            <w:pPr>
+              <w:pStyle w:val="Compact"/>
+              <w:jc w:val="left"/>
+            </w:pPr>
+            <w:r>
+              <w:rPr>
+                <w:sz w:val="19"/>
+              </w:rPr>
+              <w:t xml:space="preserve">Leakage across entities</w:t>
+            </w:r>
+          </w:p>
+        </w:tc>
+        <w:tc>
+          <w:tcPr/>
+          <w:p>
+            <w:pPr>
+              <w:pStyle w:val="Compact"/>
+              <w:jc w:val="left"/>
+            </w:pPr>
+            <w:r>
+              <w:rPr>
+                <w:sz w:val="19"/>
+              </w:rPr>
+              <w:t xml:space="preserve">Grouped-by-resume score (0.703) reported; fully entity-disjoint folds listed as future work</w:t>
+            </w:r>
+          </w:p>
+        </w:tc>
+        <w:tc>
+          <w:tcPr/>
+          <w:p>
+            <w:pPr>
+              <w:pStyle w:val="Compact"/>
+              <w:jc w:val="left"/>
+            </w:pPr>
+            <w:r>
+              <w:rPr>
+                <w:sz w:val="19"/>
+              </w:rPr>
+              <w:t xml:space="preserve">Sec. V-D</w:t>
+            </w:r>
+          </w:p>
+        </w:tc>
+      </w:tr>
+      <w:tr>
+        <w:tc>
+          <w:tcPr/>
+          <w:p>
+            <w:pPr>
+              <w:pStyle w:val="Compact"/>
+              <w:jc w:val="left"/>
+            </w:pPr>
+            <w:r>
+              <w:rPr>
+                <w:sz w:val="19"/>
+              </w:rPr>
+              <w:t xml:space="preserve">No ablation, real attacks, end-to-end validation, reviewer study or demographic face evaluation</w:t>
+            </w:r>
+          </w:p>
+        </w:tc>
+        <w:tc>
+          <w:tcPr/>
+          <w:p>
+            <w:pPr>
+              <w:pStyle w:val="Compact"/>
+              <w:jc w:val="left"/>
+            </w:pPr>
+            <w:r>
+              <w:rPr>
+                <w:sz w:val="19"/>
+              </w:rPr>
+              <w:t xml:space="preserve">Each listed explicitly as a limitation or a future-work item</w:t>
+            </w:r>
+          </w:p>
+        </w:tc>
+        <w:tc>
+          <w:tcPr/>
+          <w:p>
+            <w:pPr>
+              <w:pStyle w:val="Compact"/>
+              <w:jc w:val="left"/>
+            </w:pPr>
+            <w:r>
+              <w:rPr>
+                <w:sz w:val="19"/>
+              </w:rPr>
+              <w:t xml:space="preserve">Sec. VII, Sec. VIII</w:t>
+            </w:r>
+          </w:p>
+        </w:tc>
+      </w:tr>
+      <w:tr>
+        <w:tc>
+          <w:tcPr/>
+          <w:p>
+            <w:pPr>
+              <w:pStyle w:val="Compact"/>
+              <w:jc w:val="left"/>
+            </w:pPr>
+            <w:r>
+              <w:rPr>
+                <w:sz w:val="19"/>
+              </w:rPr>
+              <w:t xml:space="preserve">Reproducibility</w:t>
+            </w:r>
+          </w:p>
+        </w:tc>
+        <w:tc>
+          <w:tcPr/>
+          <w:p>
+            <w:pPr>
+              <w:pStyle w:val="Compact"/>
+              <w:jc w:val="left"/>
+            </w:pPr>
+            <w:r>
+              <w:rPr>
+                <w:sz w:val="19"/>
+              </w:rPr>
+              <w:t xml:space="preserve">Code and results are available on request; a public repository link can be added before camera-ready</w:t>
+            </w:r>
+          </w:p>
+        </w:tc>
+        <w:tc>
+          <w:tcPr/>
+          <w:p>
+            <w:pPr>
+              <w:pStyle w:val="Compact"/>
+              <w:jc w:val="left"/>
+            </w:pPr>
+            <w:r>
+              <w:rPr>
+                <w:sz w:val="19"/>
+              </w:rPr>
+              <w:t xml:space="preserve">Data Availability</w:t>
+            </w:r>
+          </w:p>
+        </w:tc>
+      </w:tr>
+    </w:tbl>
+    <w:p>
+      <w:pPr>
+        <w:pStyle w:val="BodyText"/>
+      </w:pPr>
+      <w:r>
+        <w:t xml:space="preserve">Adding the comparison table renumbered the tables: the old Tables I–VII are now II–VIII.</w:t>
       </w:r>
     </w:p>
     <w:bookmarkEnd w:id="24"/>
+    <w:bookmarkStart w:id="25" w:name="formatting"/>
+    <w:p>
+      <w:pPr>
+        <w:pStyle w:val="Heading1"/>
+      </w:pPr>
+      <w:r>
+        <w:t xml:space="preserve">Formatting</w:t>
+      </w:r>
+    </w:p>
+    <w:p>
+      <w:pPr>
+        <w:pStyle w:val="FirstParagraph"/>
+      </w:pPr>
+      <w:r>
+        <w:t xml:space="preserve">The paper is set in A4 and fits the 6-page limit. All text is in Times; the monospace terms were replaced with ordinary text, and the accented spelling of</w:t>
+      </w:r>
+      <w:r>
+        <w:t xml:space="preserve"> </w:t>
+      </w:r>
+      <w:r>
+        <w:t xml:space="preserve">“</w:t>
+      </w:r>
+      <w:r>
+        <w:t xml:space="preserve">resume</w:t>
+      </w:r>
+      <w:r>
+        <w:t xml:space="preserve">”</w:t>
+      </w:r>
+      <w:r>
+        <w:t xml:space="preserve"> </w:t>
+      </w:r>
+      <w:r>
+        <w:t xml:space="preserve">is replaced by the plain form throughout. To fit 6 pages, four secondary figures and tables (learning curve, latency plot, split-scheme table, cost table) and the regulatory mapping table were folded into the text; every result they reported is still stated.</w:t>
+      </w:r>
+    </w:p>
+    <w:bookmarkEnd w:id="25"/>
     <w:sectPr>
       <w:pgSz w:w="11906" w:h="16838"/>
       <w:pgMar w:left="1134" w:right="1134" w:top="1134" w:bottom="1134"/>

--- a/docs/paper-ieee/Response_to_Review.docx
+++ b/docs/paper-ieee/Response_to_Review.docx
@@ -961,7 +961,7 @@
               <w:rPr>
                 <w:sz w:val="19"/>
               </w:rPr>
-              <w:t xml:space="preserve">Sec. IV-C, Table V</w:t>
+              <w:t xml:space="preserve">Sec. IV-D, Table VI</w:t>
             </w:r>
           </w:p>
         </w:tc>
@@ -1085,7 +1085,7 @@
               <w:rPr>
                 <w:sz w:val="19"/>
               </w:rPr>
-              <w:t xml:space="preserve">Sec. V-A, Table VII</w:t>
+              <w:t xml:space="preserve">Sec. V-A, Table VIII</w:t>
             </w:r>
           </w:p>
         </w:tc>
@@ -1729,7 +1729,7 @@
       </w:tr>
     </w:tbl>
     <w:bookmarkEnd w:id="23"/>
-    <w:bookmarkStart w:id="24" w:name="second-review-7.810-major-revision"/>
+    <w:bookmarkStart w:id="26" w:name="second-review-7.810-major-revision"/>
     <w:p>
       <w:pPr>
         <w:pStyle w:val="Heading1"/>
@@ -1743,7 +1743,16 @@
         <w:pStyle w:val="FirstParagraph"/>
       </w:pPr>
       <w:r>
-        <w:t xml:space="preserve">This review was of the earlier 8-page version. Several points were already fixed by the 6-page revision: figures reduced, the legal table folded into text, and grouped-by-resume validation reported. The remaining points were addressed as follows. Items that need new data are stated as limitations, not claimed as done.</w:t>
+        <w:t xml:space="preserve">This review was of the earlier 8-page version. Two new experiments were run for it: a gate ablation on 24 real resumes, and four further injection vectors plus multilingual instructions. New statistics come from the saved per-fold results. One system change was made: the per-answer confidence is no longer shown to reviewers. Points that need data we do not have are stated in the paper as limitations or future work, not claimed as done.</w:t>
+      </w:r>
+    </w:p>
+    <w:bookmarkStart w:id="24" w:name="major-comments"/>
+    <w:p>
+      <w:pPr>
+        <w:pStyle w:val="Heading2"/>
+      </w:pPr>
+      <w:r>
+        <w:t xml:space="preserve">Major comments</w:t>
       </w:r>
     </w:p>
     <w:tbl>
@@ -1762,9 +1771,10 @@
         </w:tblBorders>
       </w:tblPr>
       <w:tblGrid>
-        <w:gridCol w:w="2640"/>
-        <w:gridCol w:w="2640"/>
-        <w:gridCol w:w="2640"/>
+        <w:gridCol w:w="1980"/>
+        <w:gridCol w:w="1980"/>
+        <w:gridCol w:w="1980"/>
+        <w:gridCol w:w="1980"/>
       </w:tblGrid>
       <w:tr>
         <w:trPr>
@@ -1784,7 +1794,7 @@
                 <w:b/>
                 <w:sz w:val="19"/>
               </w:rPr>
-              <w:t xml:space="preserve">Point raised</w:t>
+              <w:t xml:space="preserve">#</w:t>
             </w:r>
           </w:p>
         </w:tc>
@@ -1802,7 +1812,7 @@
                 <w:b/>
                 <w:sz w:val="19"/>
               </w:rPr>
-              <w:t xml:space="preserve">Change made</w:t>
+              <w:t xml:space="preserve">Comment</w:t>
             </w:r>
           </w:p>
         </w:tc>
@@ -1820,6 +1830,24 @@
                 <w:b/>
                 <w:sz w:val="19"/>
               </w:rPr>
+              <w:t xml:space="preserve">Response</w:t>
+            </w:r>
+          </w:p>
+        </w:tc>
+        <w:tc>
+          <w:tcPr>
+            <w:shd w:fill="E8EEF7" w:val="clear"/>
+          </w:tcPr>
+          <w:p>
+            <w:pPr>
+              <w:pStyle w:val="Compact"/>
+              <w:jc w:val="left"/>
+            </w:pPr>
+            <w:r>
+              <w:rPr>
+                <w:b/>
+                <w:sz w:val="19"/>
+              </w:rPr>
               <w:t xml:space="preserve">Where</w:t>
             </w:r>
           </w:p>
@@ -1837,22 +1865,37 @@
               <w:rPr>
                 <w:sz w:val="19"/>
               </w:rPr>
-              <w:t xml:space="preserve">Novelty against related techniques unclear</w:t>
-            </w:r>
-          </w:p>
-        </w:tc>
-        <w:tc>
-          <w:tcPr/>
-          <w:p>
-            <w:pPr>
-              <w:pStyle w:val="Compact"/>
-              <w:jc w:val="left"/>
-            </w:pPr>
-            <w:r>
-              <w:rPr>
-                <w:sz w:val="19"/>
-              </w:rPr>
-              <w:t xml:space="preserve">New comparison table: RAG, citation/provenance generation, hallucination detection, extractive IE, injection filtering, and the gate</w:t>
+              <w:t xml:space="preserve">1</w:t>
+            </w:r>
+          </w:p>
+        </w:tc>
+        <w:tc>
+          <w:tcPr/>
+          <w:p>
+            <w:pPr>
+              <w:pStyle w:val="Compact"/>
+              <w:jc w:val="left"/>
+            </w:pPr>
+            <w:r>
+              <w:rPr>
+                <w:sz w:val="19"/>
+              </w:rPr>
+              <w:t xml:space="preserve">Novelty against related techniques</w:t>
+            </w:r>
+          </w:p>
+        </w:tc>
+        <w:tc>
+          <w:tcPr/>
+          <w:p>
+            <w:pPr>
+              <w:pStyle w:val="Compact"/>
+              <w:jc w:val="left"/>
+            </w:pPr>
+            <w:r>
+              <w:rPr>
+                <w:sz w:val="19"/>
+              </w:rPr>
+              <w:t xml:space="preserve">New comparison table covering retrieval-augmented generation, citation/provenance generation, hallucination detection, extractive information extraction, injection filtering and the gate</w:t>
             </w:r>
           </w:p>
         </w:tc>
@@ -1884,89 +1927,382 @@
               <w:rPr>
                 <w:sz w:val="19"/>
               </w:rPr>
-              <w:t xml:space="preserve">Meaning and use of model confidence</w:t>
-            </w:r>
-          </w:p>
-        </w:tc>
-        <w:tc>
-          <w:tcPr/>
-          <w:p>
-            <w:pPr>
-              <w:pStyle w:val="Compact"/>
-              <w:jc w:val="left"/>
-            </w:pPr>
-            <w:r>
-              <w:rPr>
-                <w:sz w:val="19"/>
-              </w:rPr>
-              <w:t xml:space="preserve">Stated: per-answer confidence in [0, 1], used only to trigger a follow-up below 0.6; not calibrated; never aggregated</w:t>
-            </w:r>
-          </w:p>
-        </w:tc>
-        <w:tc>
-          <w:tcPr/>
-          <w:p>
-            <w:pPr>
-              <w:pStyle w:val="Compact"/>
-              <w:jc w:val="left"/>
-            </w:pPr>
-            <w:r>
-              <w:rPr>
-                <w:sz w:val="19"/>
-              </w:rPr>
-              <w:t xml:space="preserve">Sec. VII, Limitations</w:t>
-            </w:r>
-          </w:p>
-        </w:tc>
-      </w:tr>
-      <w:tr>
-        <w:tc>
-          <w:tcPr/>
-          <w:p>
-            <w:pPr>
-              <w:pStyle w:val="Compact"/>
-              <w:jc w:val="left"/>
-            </w:pPr>
-            <w:r>
-              <w:rPr>
-                <w:sz w:val="19"/>
-              </w:rPr>
-              <w:t xml:space="preserve">100% gate results overstated</w:t>
-            </w:r>
-          </w:p>
-        </w:tc>
-        <w:tc>
-          <w:tcPr/>
-          <w:p>
-            <w:pPr>
-              <w:pStyle w:val="Compact"/>
-              <w:jc w:val="left"/>
-            </w:pPr>
-            <w:r>
-              <w:rPr>
-                <w:sz w:val="19"/>
-              </w:rPr>
-              <w:t xml:space="preserve">Qualified to the synthetic generator’s patterns, not arbitrary real phrasing</w:t>
-            </w:r>
-          </w:p>
-        </w:tc>
-        <w:tc>
-          <w:tcPr/>
-          <w:p>
-            <w:pPr>
-              <w:pStyle w:val="Compact"/>
-              <w:jc w:val="left"/>
-            </w:pPr>
-            <w:r>
-              <w:rPr>
-                <w:sz w:val="19"/>
-              </w:rPr>
-              <w:t xml:space="preserve">Sec. IV-B</w:t>
-            </w:r>
-          </w:p>
-        </w:tc>
-      </w:tr>
-      <w:tr>
+              <w:t xml:space="preserve">2</w:t>
+            </w:r>
+          </w:p>
+        </w:tc>
+        <w:tc>
+          <w:tcPr/>
+          <w:p>
+            <w:pPr>
+              <w:pStyle w:val="Compact"/>
+              <w:jc w:val="left"/>
+            </w:pPr>
+            <w:r>
+              <w:rPr>
+                <w:sz w:val="19"/>
+              </w:rPr>
+              <w:t xml:space="preserve">100% grounding is synthetic only</w:t>
+            </w:r>
+          </w:p>
+        </w:tc>
+        <w:tc>
+          <w:tcPr/>
+          <w:p>
+            <w:pPr>
+              <w:pStyle w:val="Compact"/>
+              <w:jc w:val="left"/>
+            </w:pPr>
+            <w:r>
+              <w:rPr>
+                <w:sz w:val="19"/>
+              </w:rPr>
+              <w:t xml:space="preserve">New ablation on 24 independently written real resumes: 950 genuine claims, 947 negation traps, 947 hedge traps, 344 paraphrases and 955 cross-sentence spans, with zero errors. The synthetic 100% is now qualified to the generator’s patterns. A large manually annotated benchmark is listed as future work.</w:t>
+            </w:r>
+          </w:p>
+        </w:tc>
+        <w:tc>
+          <w:tcPr/>
+          <w:p>
+            <w:pPr>
+              <w:pStyle w:val="Compact"/>
+              <w:jc w:val="left"/>
+            </w:pPr>
+            <w:r>
+              <w:rPr>
+                <w:sz w:val="19"/>
+              </w:rPr>
+              <w:t xml:space="preserve">Sec. IV-B, IV-C, Table V</w:t>
+            </w:r>
+          </w:p>
+        </w:tc>
+      </w:tr>
+      <w:tr>
+        <w:tc>
+          <w:tcPr/>
+          <w:p>
+            <w:pPr>
+              <w:pStyle w:val="Compact"/>
+              <w:jc w:val="left"/>
+            </w:pPr>
+            <w:r>
+              <w:rPr>
+                <w:sz w:val="19"/>
+              </w:rPr>
+              <w:t xml:space="preserve">3</w:t>
+            </w:r>
+          </w:p>
+        </w:tc>
+        <w:tc>
+          <w:tcPr/>
+          <w:p>
+            <w:pPr>
+              <w:pStyle w:val="Compact"/>
+              <w:jc w:val="left"/>
+            </w:pPr>
+            <w:r>
+              <w:rPr>
+                <w:sz w:val="19"/>
+              </w:rPr>
+              <w:t xml:space="preserve">ML leakage: resumes shared across folds</w:t>
+            </w:r>
+          </w:p>
+        </w:tc>
+        <w:tc>
+          <w:tcPr/>
+          <w:p>
+            <w:pPr>
+              <w:pStyle w:val="Compact"/>
+              <w:jc w:val="left"/>
+            </w:pPr>
+            <w:r>
+              <w:rPr>
+                <w:sz w:val="19"/>
+              </w:rPr>
+              <w:t xml:space="preserve">Grouped-by-resume validation (0.703 AUROC) is reported. Entity-disjoint cross-validation has not yet been run and is listed as future work.</w:t>
+            </w:r>
+          </w:p>
+        </w:tc>
+        <w:tc>
+          <w:tcPr/>
+          <w:p>
+            <w:pPr>
+              <w:pStyle w:val="Compact"/>
+              <w:jc w:val="left"/>
+            </w:pPr>
+            <w:r>
+              <w:rPr>
+                <w:sz w:val="19"/>
+              </w:rPr>
+              <w:t xml:space="preserve">Sec. V-D, Sec. VIII</w:t>
+            </w:r>
+          </w:p>
+        </w:tc>
+      </w:tr>
+      <w:tr>
+        <w:tc>
+          <w:tcPr/>
+          <w:p>
+            <w:pPr>
+              <w:pStyle w:val="Compact"/>
+              <w:jc w:val="left"/>
+            </w:pPr>
+            <w:r>
+              <w:rPr>
+                <w:sz w:val="19"/>
+              </w:rPr>
+              <w:t xml:space="preserve">4</w:t>
+            </w:r>
+          </w:p>
+        </w:tc>
+        <w:tc>
+          <w:tcPr/>
+          <w:p>
+            <w:pPr>
+              <w:pStyle w:val="Compact"/>
+              <w:jc w:val="left"/>
+            </w:pPr>
+            <w:r>
+              <w:rPr>
+                <w:sz w:val="19"/>
+              </w:rPr>
+              <w:t xml:space="preserve">Only ten folds; confidence intervals and effect sizes</w:t>
+            </w:r>
+          </w:p>
+        </w:tc>
+        <w:tc>
+          <w:tcPr/>
+          <w:p>
+            <w:pPr>
+              <w:pStyle w:val="Compact"/>
+              <w:jc w:val="left"/>
+            </w:pPr>
+            <w:r>
+              <w:rPr>
+                <w:sz w:val="19"/>
+              </w:rPr>
+              <w:t xml:space="preserve">Added a Friedman effect size (Kendall’s W = 0.48), a corrected resampled t-test with Holm correction (no significant pairwise difference from the MLP) and 95% intervals for mean AUROC, all overlapping. Repeated cross-validation is future work.</w:t>
+            </w:r>
+          </w:p>
+        </w:tc>
+        <w:tc>
+          <w:tcPr/>
+          <w:p>
+            <w:pPr>
+              <w:pStyle w:val="Compact"/>
+              <w:jc w:val="left"/>
+            </w:pPr>
+            <w:r>
+              <w:rPr>
+                <w:sz w:val="19"/>
+              </w:rPr>
+              <w:t xml:space="preserve">Sec. V-B</w:t>
+            </w:r>
+          </w:p>
+        </w:tc>
+      </w:tr>
+      <w:tr>
+        <w:tc>
+          <w:tcPr/>
+          <w:p>
+            <w:pPr>
+              <w:pStyle w:val="Compact"/>
+              <w:jc w:val="left"/>
+            </w:pPr>
+            <w:r>
+              <w:rPr>
+                <w:sz w:val="19"/>
+              </w:rPr>
+              <w:t xml:space="preserve">5</w:t>
+            </w:r>
+          </w:p>
+        </w:tc>
+        <w:tc>
+          <w:tcPr/>
+          <w:p>
+            <w:pPr>
+              <w:pStyle w:val="Compact"/>
+              <w:jc w:val="left"/>
+            </w:pPr>
+            <w:r>
+              <w:rPr>
+                <w:sz w:val="19"/>
+              </w:rPr>
+              <w:t xml:space="preserve">No end-to-end validation</w:t>
+            </w:r>
+          </w:p>
+        </w:tc>
+        <w:tc>
+          <w:tcPr/>
+          <w:p>
+            <w:pPr>
+              <w:pStyle w:val="Compact"/>
+              <w:jc w:val="left"/>
+            </w:pPr>
+            <w:r>
+              <w:rPr>
+                <w:sz w:val="19"/>
+              </w:rPr>
+              <w:t xml:space="preserve">Stated as not demonstrated; end-to-end validation on consented sessions is the first next step</w:t>
+            </w:r>
+          </w:p>
+        </w:tc>
+        <w:tc>
+          <w:tcPr/>
+          <w:p>
+            <w:pPr>
+              <w:pStyle w:val="Compact"/>
+              <w:jc w:val="left"/>
+            </w:pPr>
+            <w:r>
+              <w:rPr>
+                <w:sz w:val="19"/>
+              </w:rPr>
+              <w:t xml:space="preserve">Sec. VII, VIII</w:t>
+            </w:r>
+          </w:p>
+        </w:tc>
+      </w:tr>
+      <w:tr>
+        <w:tc>
+          <w:tcPr/>
+          <w:p>
+            <w:pPr>
+              <w:pStyle w:val="Compact"/>
+              <w:jc w:val="left"/>
+            </w:pPr>
+            <w:r>
+              <w:rPr>
+                <w:sz w:val="19"/>
+              </w:rPr>
+              <w:t xml:space="preserve">6</w:t>
+            </w:r>
+          </w:p>
+        </w:tc>
+        <w:tc>
+          <w:tcPr/>
+          <w:p>
+            <w:pPr>
+              <w:pStyle w:val="Compact"/>
+              <w:jc w:val="left"/>
+            </w:pPr>
+            <w:r>
+              <w:rPr>
+                <w:sz w:val="19"/>
+              </w:rPr>
+              <w:t xml:space="preserve">No reviewer study</w:t>
+            </w:r>
+          </w:p>
+        </w:tc>
+        <w:tc>
+          <w:tcPr/>
+          <w:p>
+            <w:pPr>
+              <w:pStyle w:val="Compact"/>
+              <w:jc w:val="left"/>
+            </w:pPr>
+            <w:r>
+              <w:rPr>
+                <w:sz w:val="19"/>
+              </w:rPr>
+              <w:t xml:space="preserve">Stated as untested; a controlled reviewer study (agreement, review time, consistency) is planned</w:t>
+            </w:r>
+          </w:p>
+        </w:tc>
+        <w:tc>
+          <w:tcPr/>
+          <w:p>
+            <w:pPr>
+              <w:pStyle w:val="Compact"/>
+              <w:jc w:val="left"/>
+            </w:pPr>
+            <w:r>
+              <w:rPr>
+                <w:sz w:val="19"/>
+              </w:rPr>
+              <w:t xml:space="preserve">Sec. VII, VIII</w:t>
+            </w:r>
+          </w:p>
+        </w:tc>
+      </w:tr>
+      <w:tr>
+        <w:tc>
+          <w:tcPr/>
+          <w:p>
+            <w:pPr>
+              <w:pStyle w:val="Compact"/>
+              <w:jc w:val="left"/>
+            </w:pPr>
+            <w:r>
+              <w:rPr>
+                <w:sz w:val="19"/>
+              </w:rPr>
+              <w:t xml:space="preserve">7</w:t>
+            </w:r>
+          </w:p>
+        </w:tc>
+        <w:tc>
+          <w:tcPr/>
+          <w:p>
+            <w:pPr>
+              <w:pStyle w:val="Compact"/>
+              <w:jc w:val="left"/>
+            </w:pPr>
+            <w:r>
+              <w:rPr>
+                <w:sz w:val="19"/>
+              </w:rPr>
+              <w:t xml:space="preserve">LFW is not the candidate population</w:t>
+            </w:r>
+          </w:p>
+        </w:tc>
+        <w:tc>
+          <w:tcPr/>
+          <w:p>
+            <w:pPr>
+              <w:pStyle w:val="Compact"/>
+              <w:jc w:val="left"/>
+            </w:pPr>
+            <w:r>
+              <w:rPr>
+                <w:sz w:val="19"/>
+              </w:rPr>
+              <w:t xml:space="preserve">95% intervals added; face evaluation stratified by demographics, device and lighting is listed as required future work</w:t>
+            </w:r>
+          </w:p>
+        </w:tc>
+        <w:tc>
+          <w:tcPr/>
+          <w:p>
+            <w:pPr>
+              <w:pStyle w:val="Compact"/>
+              <w:jc w:val="left"/>
+            </w:pPr>
+            <w:r>
+              <w:rPr>
+                <w:sz w:val="19"/>
+              </w:rPr>
+              <w:t xml:space="preserve">Sec. VI, VIII</w:t>
+            </w:r>
+          </w:p>
+        </w:tc>
+      </w:tr>
+      <w:tr>
+        <w:tc>
+          <w:tcPr/>
+          <w:p>
+            <w:pPr>
+              <w:pStyle w:val="Compact"/>
+              <w:jc w:val="left"/>
+            </w:pPr>
+            <w:r>
+              <w:rPr>
+                <w:sz w:val="19"/>
+              </w:rPr>
+              <w:t xml:space="preserve">8</w:t>
+            </w:r>
+          </w:p>
+        </w:tc>
         <w:tc>
           <w:tcPr/>
           <w:p>
@@ -2023,7 +2359,7 @@
               <w:rPr>
                 <w:sz w:val="19"/>
               </w:rPr>
-              <w:t xml:space="preserve">; legal compliance stated as out of scope</w:t>
+              <w:t xml:space="preserve">; legal compliance is stated as outside the paper’s scope</w:t>
             </w:r>
           </w:p>
         </w:tc>
@@ -2055,22 +2391,409 @@
               <w:rPr>
                 <w:sz w:val="19"/>
               </w:rPr>
-              <w:t xml:space="preserve">Rhetorical or anecdotal wording</w:t>
-            </w:r>
-          </w:p>
-        </w:tc>
-        <w:tc>
-          <w:tcPr/>
-          <w:p>
-            <w:pPr>
-              <w:pStyle w:val="Compact"/>
-              <w:jc w:val="left"/>
-            </w:pPr>
-            <w:r>
-              <w:rPr>
-                <w:sz w:val="19"/>
-              </w:rPr>
-              <w:t xml:space="preserve">Opening anecdote and the audit anecdote about another system removed;</w:t>
+              <w:t xml:space="preserve">9</w:t>
+            </w:r>
+          </w:p>
+        </w:tc>
+        <w:tc>
+          <w:tcPr/>
+          <w:p>
+            <w:pPr>
+              <w:pStyle w:val="Compact"/>
+              <w:jc w:val="left"/>
+            </w:pPr>
+            <w:r>
+              <w:rPr>
+                <w:sz w:val="19"/>
+              </w:rPr>
+              <w:t xml:space="preserve">Per-answer confidence as a hidden score</w:t>
+            </w:r>
+          </w:p>
+        </w:tc>
+        <w:tc>
+          <w:tcPr/>
+          <w:p>
+            <w:pPr>
+              <w:pStyle w:val="Compact"/>
+              <w:jc w:val="left"/>
+            </w:pPr>
+            <w:r>
+              <w:rPr>
+                <w:sz w:val="19"/>
+              </w:rPr>
+              <w:t xml:space="preserve">The confidence is used only to choose a follow-up question (below 0.6). It is uncalibrated, never aggregated and no longer shown to the reviewer; this was changed in the portal and app during this revision. A follow-up adds evidence but sets no verdict.</w:t>
+            </w:r>
+          </w:p>
+        </w:tc>
+        <w:tc>
+          <w:tcPr/>
+          <w:p>
+            <w:pPr>
+              <w:pStyle w:val="Compact"/>
+              <w:jc w:val="left"/>
+            </w:pPr>
+            <w:r>
+              <w:rPr>
+                <w:sz w:val="19"/>
+              </w:rPr>
+              <w:t xml:space="preserve">Sec. VII, Table III</w:t>
+            </w:r>
+          </w:p>
+        </w:tc>
+      </w:tr>
+      <w:tr>
+        <w:tc>
+          <w:tcPr/>
+          <w:p>
+            <w:pPr>
+              <w:pStyle w:val="Compact"/>
+              <w:jc w:val="left"/>
+            </w:pPr>
+            <w:r>
+              <w:rPr>
+                <w:sz w:val="19"/>
+              </w:rPr>
+              <w:t xml:space="preserve">10</w:t>
+            </w:r>
+          </w:p>
+        </w:tc>
+        <w:tc>
+          <w:tcPr/>
+          <w:p>
+            <w:pPr>
+              <w:pStyle w:val="Compact"/>
+              <w:jc w:val="left"/>
+            </w:pPr>
+            <w:r>
+              <w:rPr>
+                <w:sz w:val="19"/>
+              </w:rPr>
+              <w:t xml:space="preserve">No ablation</w:t>
+            </w:r>
+          </w:p>
+        </w:tc>
+        <w:tc>
+          <w:tcPr/>
+          <w:p>
+            <w:pPr>
+              <w:pStyle w:val="Compact"/>
+              <w:jc w:val="left"/>
+            </w:pPr>
+            <w:r>
+              <w:rPr>
+                <w:sz w:val="19"/>
+              </w:rPr>
+              <w:t xml:space="preserve">New Table V removes each gate check in turn. Without the negation check all 947 negated and 947 hedged claims are admitted; without clause scoping 38.5% of genuine claims are lost and 565 cross-sentence spans admitted. The import boundary, value-free type and human verdict are structural and are argued rather than ablated.</w:t>
+            </w:r>
+          </w:p>
+        </w:tc>
+        <w:tc>
+          <w:tcPr/>
+          <w:p>
+            <w:pPr>
+              <w:pStyle w:val="Compact"/>
+              <w:jc w:val="left"/>
+            </w:pPr>
+            <w:r>
+              <w:rPr>
+                <w:sz w:val="19"/>
+              </w:rPr>
+              <w:t xml:space="preserve">Sec. IV-C, Table V</w:t>
+            </w:r>
+          </w:p>
+        </w:tc>
+      </w:tr>
+      <w:tr>
+        <w:tc>
+          <w:tcPr/>
+          <w:p>
+            <w:pPr>
+              <w:pStyle w:val="Compact"/>
+              <w:jc w:val="left"/>
+            </w:pPr>
+            <w:r>
+              <w:rPr>
+                <w:sz w:val="19"/>
+              </w:rPr>
+              <w:t xml:space="preserve">11</w:t>
+            </w:r>
+          </w:p>
+        </w:tc>
+        <w:tc>
+          <w:tcPr/>
+          <w:p>
+            <w:pPr>
+              <w:pStyle w:val="Compact"/>
+              <w:jc w:val="left"/>
+            </w:pPr>
+            <w:r>
+              <w:rPr>
+                <w:sz w:val="19"/>
+              </w:rPr>
+              <w:t xml:space="preserve">Injection beyond text templates</w:t>
+            </w:r>
+          </w:p>
+        </w:tc>
+        <w:tc>
+          <w:tcPr/>
+          <w:p>
+            <w:pPr>
+              <w:pStyle w:val="Compact"/>
+              <w:jc w:val="left"/>
+            </w:pPr>
+            <w:r>
+              <w:rPr>
+                <w:sz w:val="19"/>
+              </w:rPr>
+              <w:t xml:space="preserve">Tested zero-width characters, Cyrillic homoglyphs, split instructions, HTML hidden text and Spanish, Hindi, Chinese and French instructions: 0 fabricated outputs admitted. Image and PDF-metadata vectors are stated as untested.</w:t>
+            </w:r>
+          </w:p>
+        </w:tc>
+        <w:tc>
+          <w:tcPr/>
+          <w:p>
+            <w:pPr>
+              <w:pStyle w:val="Compact"/>
+              <w:jc w:val="left"/>
+            </w:pPr>
+            <w:r>
+              <w:rPr>
+                <w:sz w:val="19"/>
+              </w:rPr>
+              <w:t xml:space="preserve">Sec. IV-D</w:t>
+            </w:r>
+          </w:p>
+        </w:tc>
+      </w:tr>
+      <w:tr>
+        <w:tc>
+          <w:tcPr/>
+          <w:p>
+            <w:pPr>
+              <w:pStyle w:val="Compact"/>
+              <w:jc w:val="left"/>
+            </w:pPr>
+            <w:r>
+              <w:rPr>
+                <w:sz w:val="19"/>
+              </w:rPr>
+              <w:t xml:space="preserve">12</w:t>
+            </w:r>
+          </w:p>
+        </w:tc>
+        <w:tc>
+          <w:tcPr/>
+          <w:p>
+            <w:pPr>
+              <w:pStyle w:val="Compact"/>
+              <w:jc w:val="left"/>
+            </w:pPr>
+            <w:r>
+              <w:rPr>
+                <w:sz w:val="19"/>
+              </w:rPr>
+              <w:t xml:space="preserve">Dataset provenance</w:t>
+            </w:r>
+          </w:p>
+        </w:tc>
+        <w:tc>
+          <w:tcPr/>
+          <w:p>
+            <w:pPr>
+              <w:pStyle w:val="Compact"/>
+              <w:jc w:val="left"/>
+            </w:pPr>
+            <w:r>
+              <w:rPr>
+                <w:sz w:val="19"/>
+              </w:rPr>
+              <w:t xml:space="preserve">The missing licence and labeling procedure are stated, the labels are treated as an unvalidated proxy, and the benchmark is used only diagnostically</w:t>
+            </w:r>
+          </w:p>
+        </w:tc>
+        <w:tc>
+          <w:tcPr/>
+          <w:p>
+            <w:pPr>
+              <w:pStyle w:val="Compact"/>
+              <w:jc w:val="left"/>
+            </w:pPr>
+            <w:r>
+              <w:rPr>
+                <w:sz w:val="19"/>
+              </w:rPr>
+              <w:t xml:space="preserve">Sec. V-A</w:t>
+            </w:r>
+          </w:p>
+        </w:tc>
+      </w:tr>
+      <w:tr>
+        <w:tc>
+          <w:tcPr/>
+          <w:p>
+            <w:pPr>
+              <w:pStyle w:val="Compact"/>
+              <w:jc w:val="left"/>
+            </w:pPr>
+            <w:r>
+              <w:rPr>
+                <w:sz w:val="19"/>
+              </w:rPr>
+              <w:t xml:space="preserve">13</w:t>
+            </w:r>
+          </w:p>
+        </w:tc>
+        <w:tc>
+          <w:tcPr/>
+          <w:p>
+            <w:pPr>
+              <w:pStyle w:val="Compact"/>
+              <w:jc w:val="left"/>
+            </w:pPr>
+            <w:r>
+              <w:rPr>
+                <w:sz w:val="19"/>
+              </w:rPr>
+              <w:t xml:space="preserve">Latency incomplete</w:t>
+            </w:r>
+          </w:p>
+        </w:tc>
+        <w:tc>
+          <w:tcPr/>
+          <w:p>
+            <w:pPr>
+              <w:pStyle w:val="Compact"/>
+              <w:jc w:val="left"/>
+            </w:pPr>
+            <w:r>
+              <w:rPr>
+                <w:sz w:val="19"/>
+              </w:rPr>
+              <w:t xml:space="preserve">Extraction and gate timings reported; untimed stages are stated; end-to-end timing is future work</w:t>
+            </w:r>
+          </w:p>
+        </w:tc>
+        <w:tc>
+          <w:tcPr/>
+          <w:p>
+            <w:pPr>
+              <w:pStyle w:val="Compact"/>
+              <w:jc w:val="left"/>
+            </w:pPr>
+            <w:r>
+              <w:rPr>
+                <w:sz w:val="19"/>
+              </w:rPr>
+              <w:t xml:space="preserve">Sec. V-D</w:t>
+            </w:r>
+          </w:p>
+        </w:tc>
+      </w:tr>
+      <w:tr>
+        <w:tc>
+          <w:tcPr/>
+          <w:p>
+            <w:pPr>
+              <w:pStyle w:val="Compact"/>
+              <w:jc w:val="left"/>
+            </w:pPr>
+            <w:r>
+              <w:rPr>
+                <w:sz w:val="19"/>
+              </w:rPr>
+              <w:t xml:space="preserve">14</w:t>
+            </w:r>
+          </w:p>
+        </w:tc>
+        <w:tc>
+          <w:tcPr/>
+          <w:p>
+            <w:pPr>
+              <w:pStyle w:val="Compact"/>
+              <w:jc w:val="left"/>
+            </w:pPr>
+            <w:r>
+              <w:rPr>
+                <w:sz w:val="19"/>
+              </w:rPr>
+              <w:t xml:space="preserve">Code only on request</w:t>
+            </w:r>
+          </w:p>
+        </w:tc>
+        <w:tc>
+          <w:tcPr/>
+          <w:p>
+            <w:pPr>
+              <w:pStyle w:val="Compact"/>
+              <w:jc w:val="left"/>
+            </w:pPr>
+            <w:r>
+              <w:rPr>
+                <w:sz w:val="19"/>
+              </w:rPr>
+              <w:t xml:space="preserve">Pending the author’s decision on a public repository</w:t>
+            </w:r>
+          </w:p>
+        </w:tc>
+        <w:tc>
+          <w:tcPr/>
+          <w:p>
+            <w:pPr>
+              <w:pStyle w:val="Compact"/>
+              <w:jc w:val="left"/>
+            </w:pPr>
+            <w:r>
+              <w:rPr>
+                <w:sz w:val="19"/>
+              </w:rPr>
+              <w:t xml:space="preserve">Data Availability</w:t>
+            </w:r>
+          </w:p>
+        </w:tc>
+      </w:tr>
+      <w:tr>
+        <w:tc>
+          <w:tcPr/>
+          <w:p>
+            <w:pPr>
+              <w:pStyle w:val="Compact"/>
+              <w:jc w:val="left"/>
+            </w:pPr>
+            <w:r>
+              <w:rPr>
+                <w:sz w:val="19"/>
+              </w:rPr>
+              <w:t xml:space="preserve">15</w:t>
+            </w:r>
+          </w:p>
+        </w:tc>
+        <w:tc>
+          <w:tcPr/>
+          <w:p>
+            <w:pPr>
+              <w:pStyle w:val="Compact"/>
+              <w:jc w:val="left"/>
+            </w:pPr>
+            <w:r>
+              <w:rPr>
+                <w:sz w:val="19"/>
+              </w:rPr>
+              <w:t xml:space="preserve">Rhetorical language</w:t>
+            </w:r>
+          </w:p>
+        </w:tc>
+        <w:tc>
+          <w:tcPr/>
+          <w:p>
+            <w:pPr>
+              <w:pStyle w:val="Compact"/>
+              <w:jc w:val="left"/>
+            </w:pPr>
+            <w:r>
+              <w:rPr>
+                <w:sz w:val="19"/>
+              </w:rPr>
+              <w:t xml:space="preserve">The opening anecdote, the anecdote about another system and</w:t>
             </w:r>
             <w:r>
               <w:rPr>
@@ -2088,6 +2811,42 @@
               <w:rPr>
                 <w:sz w:val="19"/>
               </w:rPr>
+              <w:t xml:space="preserve">a fallback … is worse than an outage</w:t>
+            </w:r>
+            <w:r>
+              <w:rPr>
+                <w:sz w:val="19"/>
+              </w:rPr>
+              <w:t xml:space="preserve">”</w:t>
+            </w:r>
+            <w:r>
+              <w:rPr>
+                <w:sz w:val="19"/>
+              </w:rPr>
+              <w:t xml:space="preserve"> </w:t>
+            </w:r>
+            <w:r>
+              <w:rPr>
+                <w:sz w:val="19"/>
+              </w:rPr>
+              <w:t xml:space="preserve">were removed;</w:t>
+            </w:r>
+            <w:r>
+              <w:rPr>
+                <w:sz w:val="19"/>
+              </w:rPr>
+              <w:t xml:space="preserve"> </w:t>
+            </w:r>
+            <w:r>
+              <w:rPr>
+                <w:sz w:val="19"/>
+              </w:rPr>
+              <w:t xml:space="preserve">“</w:t>
+            </w:r>
+            <w:r>
+              <w:rPr>
+                <w:sz w:val="19"/>
+              </w:rPr>
               <w:t xml:space="preserve">overwhelmingly</w:t>
             </w:r>
             <w:r>
@@ -2106,7 +2865,7 @@
               <w:rPr>
                 <w:sz w:val="19"/>
               </w:rPr>
-              <w:t xml:space="preserve">softened in the abstract</w:t>
+              <w:t xml:space="preserve">was softened in the abstract</w:t>
             </w:r>
           </w:p>
         </w:tc>
@@ -2126,237 +2885,449 @@
           </w:p>
         </w:tc>
       </w:tr>
-      <w:tr>
-        <w:tc>
-          <w:tcPr/>
-          <w:p>
-            <w:pPr>
-              <w:pStyle w:val="Compact"/>
-              <w:jc w:val="left"/>
-            </w:pPr>
-            <w:r>
-              <w:rPr>
-                <w:sz w:val="19"/>
-              </w:rPr>
-              <w:t xml:space="preserve">Metrics not defined</w:t>
-            </w:r>
-          </w:p>
-        </w:tc>
-        <w:tc>
-          <w:tcPr/>
-          <w:p>
-            <w:pPr>
-              <w:pStyle w:val="Compact"/>
-              <w:jc w:val="left"/>
-            </w:pPr>
-            <w:r>
-              <w:rPr>
-                <w:sz w:val="19"/>
-              </w:rPr>
-              <w:t xml:space="preserve">AUROC, ECE, FAR and FRR defined where first used</w:t>
-            </w:r>
-          </w:p>
-        </w:tc>
-        <w:tc>
-          <w:tcPr/>
-          <w:p>
-            <w:pPr>
-              <w:pStyle w:val="Compact"/>
-              <w:jc w:val="left"/>
-            </w:pPr>
-            <w:r>
-              <w:rPr>
-                <w:sz w:val="19"/>
-              </w:rPr>
-              <w:t xml:space="preserve">Sec. V-B, Sec. VI</w:t>
-            </w:r>
-          </w:p>
-        </w:tc>
-      </w:tr>
-      <w:tr>
-        <w:tc>
-          <w:tcPr/>
-          <w:p>
-            <w:pPr>
-              <w:pStyle w:val="Compact"/>
-              <w:jc w:val="left"/>
-            </w:pPr>
-            <w:r>
-              <w:rPr>
-                <w:sz w:val="19"/>
-              </w:rPr>
-              <w:t xml:space="preserve">EER threshold choice and LFW pair counts</w:t>
-            </w:r>
-          </w:p>
-        </w:tc>
-        <w:tc>
-          <w:tcPr/>
-          <w:p>
-            <w:pPr>
-              <w:pStyle w:val="Compact"/>
-              <w:jc w:val="left"/>
-            </w:pPr>
-            <w:r>
-              <w:rPr>
-                <w:sz w:val="19"/>
-              </w:rPr>
-              <w:t xml:space="preserve">Explained: EER is used because no validated cost ratio exists; the 2,200 and 1,000 pairs are LFW’s development train and test splits</w:t>
-            </w:r>
-          </w:p>
-        </w:tc>
-        <w:tc>
-          <w:tcPr/>
-          <w:p>
-            <w:pPr>
-              <w:pStyle w:val="Compact"/>
-              <w:jc w:val="left"/>
-            </w:pPr>
-            <w:r>
-              <w:rPr>
-                <w:sz w:val="19"/>
-              </w:rPr>
-              <w:t xml:space="preserve">Sec. VI</w:t>
-            </w:r>
-          </w:p>
-        </w:tc>
-      </w:tr>
-      <w:tr>
-        <w:tc>
-          <w:tcPr/>
-          <w:p>
-            <w:pPr>
-              <w:pStyle w:val="Compact"/>
-              <w:jc w:val="left"/>
-            </w:pPr>
-            <w:r>
-              <w:rPr>
-                <w:sz w:val="19"/>
-              </w:rPr>
-              <w:t xml:space="preserve">Leakage across entities</w:t>
-            </w:r>
-          </w:p>
-        </w:tc>
-        <w:tc>
-          <w:tcPr/>
-          <w:p>
-            <w:pPr>
-              <w:pStyle w:val="Compact"/>
-              <w:jc w:val="left"/>
-            </w:pPr>
-            <w:r>
-              <w:rPr>
-                <w:sz w:val="19"/>
-              </w:rPr>
-              <w:t xml:space="preserve">Grouped-by-resume score (0.703) reported; fully entity-disjoint folds listed as future work</w:t>
-            </w:r>
-          </w:p>
-        </w:tc>
-        <w:tc>
-          <w:tcPr/>
-          <w:p>
-            <w:pPr>
-              <w:pStyle w:val="Compact"/>
-              <w:jc w:val="left"/>
-            </w:pPr>
-            <w:r>
-              <w:rPr>
-                <w:sz w:val="19"/>
-              </w:rPr>
-              <w:t xml:space="preserve">Sec. V-D</w:t>
-            </w:r>
-          </w:p>
-        </w:tc>
-      </w:tr>
-      <w:tr>
-        <w:tc>
-          <w:tcPr/>
-          <w:p>
-            <w:pPr>
-              <w:pStyle w:val="Compact"/>
-              <w:jc w:val="left"/>
-            </w:pPr>
-            <w:r>
-              <w:rPr>
-                <w:sz w:val="19"/>
-              </w:rPr>
-              <w:t xml:space="preserve">No ablation, real attacks, end-to-end validation, reviewer study or demographic face evaluation</w:t>
-            </w:r>
-          </w:p>
-        </w:tc>
-        <w:tc>
-          <w:tcPr/>
-          <w:p>
-            <w:pPr>
-              <w:pStyle w:val="Compact"/>
-              <w:jc w:val="left"/>
-            </w:pPr>
-            <w:r>
-              <w:rPr>
-                <w:sz w:val="19"/>
-              </w:rPr>
-              <w:t xml:space="preserve">Each listed explicitly as a limitation or a future-work item</w:t>
-            </w:r>
-          </w:p>
-        </w:tc>
-        <w:tc>
-          <w:tcPr/>
-          <w:p>
-            <w:pPr>
-              <w:pStyle w:val="Compact"/>
-              <w:jc w:val="left"/>
-            </w:pPr>
-            <w:r>
-              <w:rPr>
-                <w:sz w:val="19"/>
-              </w:rPr>
-              <w:t xml:space="preserve">Sec. VII, Sec. VIII</w:t>
-            </w:r>
-          </w:p>
-        </w:tc>
-      </w:tr>
-      <w:tr>
-        <w:tc>
-          <w:tcPr/>
-          <w:p>
-            <w:pPr>
-              <w:pStyle w:val="Compact"/>
-              <w:jc w:val="left"/>
-            </w:pPr>
-            <w:r>
-              <w:rPr>
-                <w:sz w:val="19"/>
-              </w:rPr>
-              <w:t xml:space="preserve">Reproducibility</w:t>
-            </w:r>
-          </w:p>
-        </w:tc>
-        <w:tc>
-          <w:tcPr/>
-          <w:p>
-            <w:pPr>
-              <w:pStyle w:val="Compact"/>
-              <w:jc w:val="left"/>
-            </w:pPr>
-            <w:r>
-              <w:rPr>
-                <w:sz w:val="19"/>
-              </w:rPr>
-              <w:t xml:space="preserve">Code and results are available on request; a public repository link can be added before camera-ready</w:t>
-            </w:r>
-          </w:p>
-        </w:tc>
-        <w:tc>
-          <w:tcPr/>
-          <w:p>
-            <w:pPr>
-              <w:pStyle w:val="Compact"/>
-              <w:jc w:val="left"/>
-            </w:pPr>
-            <w:r>
-              <w:rPr>
-                <w:sz w:val="19"/>
-              </w:rPr>
-              <w:t xml:space="preserve">Data Availability</w:t>
+    </w:tbl>
+    <w:bookmarkEnd w:id="24"/>
+    <w:bookmarkStart w:id="25" w:name="minor-comments"/>
+    <w:p>
+      <w:pPr>
+        <w:pStyle w:val="Heading2"/>
+      </w:pPr>
+      <w:r>
+        <w:t xml:space="preserve">Minor comments</w:t>
+      </w:r>
+    </w:p>
+    <w:tbl>
+      <w:tblPr>
+        <w:tblStyle w:val="Table"/>
+        <w:tblW w:type="pct" w:w="5000"/>
+        <w:tblLook w:firstRow="1" w:lastRow="0" w:firstColumn="0" w:lastColumn="0" w:noHBand="0" w:noVBand="0" w:val="0020"/>
+        <w:jc w:val="start"/>
+        <w:tblBorders>
+          <w:top w:val="single" w:sz="4" w:color="999999"/>
+          <w:left w:val="single" w:sz="4" w:color="999999"/>
+          <w:bottom w:val="single" w:sz="4" w:color="999999"/>
+          <w:right w:val="single" w:sz="4" w:color="999999"/>
+          <w:insideH w:val="single" w:sz="4" w:color="999999"/>
+          <w:insideV w:val="single" w:sz="4" w:color="999999"/>
+        </w:tblBorders>
+      </w:tblPr>
+      <w:tblGrid>
+        <w:gridCol w:w="3960"/>
+        <w:gridCol w:w="3960"/>
+      </w:tblGrid>
+      <w:tr>
+        <w:trPr>
+          <w:tblHeader w:val="true"/>
+        </w:trPr>
+        <w:tc>
+          <w:tcPr>
+            <w:shd w:fill="E8EEF7" w:val="clear"/>
+          </w:tcPr>
+          <w:p>
+            <w:pPr>
+              <w:pStyle w:val="Compact"/>
+              <w:jc w:val="left"/>
+            </w:pPr>
+            <w:r>
+              <w:rPr>
+                <w:b/>
+                <w:sz w:val="19"/>
+              </w:rPr>
+              <w:t xml:space="preserve">Comment</w:t>
+            </w:r>
+          </w:p>
+        </w:tc>
+        <w:tc>
+          <w:tcPr>
+            <w:shd w:fill="E8EEF7" w:val="clear"/>
+          </w:tcPr>
+          <w:p>
+            <w:pPr>
+              <w:pStyle w:val="Compact"/>
+              <w:jc w:val="left"/>
+            </w:pPr>
+            <w:r>
+              <w:rPr>
+                <w:b/>
+                <w:sz w:val="19"/>
+              </w:rPr>
+              <w:t xml:space="preserve">Response</w:t>
+            </w:r>
+          </w:p>
+        </w:tc>
+      </w:tr>
+      <w:tr>
+        <w:tc>
+          <w:tcPr/>
+          <w:p>
+            <w:pPr>
+              <w:pStyle w:val="Compact"/>
+              <w:jc w:val="left"/>
+            </w:pPr>
+            <w:r>
+              <w:rPr>
+                <w:sz w:val="19"/>
+              </w:rPr>
+              <w:t xml:space="preserve">Resume spelling</w:t>
+            </w:r>
+          </w:p>
+        </w:tc>
+        <w:tc>
+          <w:tcPr/>
+          <w:p>
+            <w:pPr>
+              <w:pStyle w:val="Compact"/>
+              <w:jc w:val="left"/>
+            </w:pPr>
+            <w:r>
+              <w:rPr>
+                <w:sz w:val="19"/>
+              </w:rPr>
+              <w:t xml:space="preserve">“</w:t>
+            </w:r>
+            <w:r>
+              <w:rPr>
+                <w:sz w:val="19"/>
+              </w:rPr>
+              <w:t xml:space="preserve">resume</w:t>
+            </w:r>
+            <w:r>
+              <w:rPr>
+                <w:sz w:val="19"/>
+              </w:rPr>
+              <w:t xml:space="preserve">”</w:t>
+            </w:r>
+            <w:r>
+              <w:rPr>
+                <w:sz w:val="19"/>
+              </w:rPr>
+              <w:t xml:space="preserve"> </w:t>
+            </w:r>
+            <w:r>
+              <w:rPr>
+                <w:sz w:val="19"/>
+              </w:rPr>
+              <w:t xml:space="preserve">is used throughout</w:t>
+            </w:r>
+          </w:p>
+        </w:tc>
+      </w:tr>
+      <w:tr>
+        <w:tc>
+          <w:tcPr/>
+          <w:p>
+            <w:pPr>
+              <w:pStyle w:val="Compact"/>
+              <w:jc w:val="left"/>
+            </w:pPr>
+            <w:r>
+              <w:rPr>
+                <w:sz w:val="19"/>
+              </w:rPr>
+              <w:t xml:space="preserve">Define AUROC, ECE, FAR, FRR</w:t>
+            </w:r>
+          </w:p>
+        </w:tc>
+        <w:tc>
+          <w:tcPr/>
+          <w:p>
+            <w:pPr>
+              <w:pStyle w:val="Compact"/>
+              <w:jc w:val="left"/>
+            </w:pPr>
+            <w:r>
+              <w:rPr>
+                <w:sz w:val="19"/>
+              </w:rPr>
+              <w:t xml:space="preserve">Defined at first use</w:t>
+            </w:r>
+          </w:p>
+        </w:tc>
+      </w:tr>
+      <w:tr>
+        <w:tc>
+          <w:tcPr/>
+          <w:p>
+            <w:pPr>
+              <w:pStyle w:val="Compact"/>
+              <w:jc w:val="left"/>
+            </w:pPr>
+            <w:r>
+              <w:rPr>
+                <w:sz w:val="19"/>
+              </w:rPr>
+              <w:t xml:space="preserve">Why 0.1266; how the EER sweep selects it</w:t>
+            </w:r>
+          </w:p>
+        </w:tc>
+        <w:tc>
+          <w:tcPr/>
+          <w:p>
+            <w:pPr>
+              <w:pStyle w:val="Compact"/>
+              <w:jc w:val="left"/>
+            </w:pPr>
+            <w:r>
+              <w:rPr>
+                <w:sz w:val="19"/>
+              </w:rPr>
+              <w:t xml:space="preserve">Explained: the equal-error-rate point, because no validated cost ratio between false accepts and false rejects exists</w:t>
+            </w:r>
+          </w:p>
+        </w:tc>
+      </w:tr>
+      <w:tr>
+        <w:tc>
+          <w:tcPr/>
+          <w:p>
+            <w:pPr>
+              <w:pStyle w:val="Compact"/>
+              <w:jc w:val="left"/>
+            </w:pPr>
+            <w:r>
+              <w:rPr>
+                <w:sz w:val="19"/>
+              </w:rPr>
+              <w:t xml:space="preserve">Why 2,200 / 1,000 LFW pairs</w:t>
+            </w:r>
+          </w:p>
+        </w:tc>
+        <w:tc>
+          <w:tcPr/>
+          <w:p>
+            <w:pPr>
+              <w:pStyle w:val="Compact"/>
+              <w:jc w:val="left"/>
+            </w:pPr>
+            <w:r>
+              <w:rPr>
+                <w:sz w:val="19"/>
+              </w:rPr>
+              <w:t xml:space="preserve">These are LFW’s standard development training and test splits</w:t>
+            </w:r>
+          </w:p>
+        </w:tc>
+      </w:tr>
+      <w:tr>
+        <w:tc>
+          <w:tcPr/>
+          <w:p>
+            <w:pPr>
+              <w:pStyle w:val="Compact"/>
+              <w:jc w:val="left"/>
+            </w:pPr>
+            <w:r>
+              <w:rPr>
+                <w:sz w:val="19"/>
+              </w:rPr>
+              <w:t xml:space="preserve">Confidence intervals for face metrics</w:t>
+            </w:r>
+          </w:p>
+        </w:tc>
+        <w:tc>
+          <w:tcPr/>
+          <w:p>
+            <w:pPr>
+              <w:pStyle w:val="Compact"/>
+              <w:jc w:val="left"/>
+            </w:pPr>
+            <w:r>
+              <w:rPr>
+                <w:sz w:val="19"/>
+              </w:rPr>
+              <w:t xml:space="preserve">Wilson 95%: FAR 0.018–0.049, FRR 0.021–0.054</w:t>
+            </w:r>
+          </w:p>
+        </w:tc>
+      </w:tr>
+      <w:tr>
+        <w:tc>
+          <w:tcPr/>
+          <w:p>
+            <w:pPr>
+              <w:pStyle w:val="Compact"/>
+              <w:jc w:val="left"/>
+            </w:pPr>
+            <w:r>
+              <w:rPr>
+                <w:sz w:val="19"/>
+              </w:rPr>
+              <w:t xml:space="preserve">Pair counts per grounding category</w:t>
+            </w:r>
+          </w:p>
+        </w:tc>
+        <w:tc>
+          <w:tcPr/>
+          <w:p>
+            <w:pPr>
+              <w:pStyle w:val="Compact"/>
+              <w:jc w:val="left"/>
+            </w:pPr>
+            <w:r>
+              <w:rPr>
+                <w:sz w:val="19"/>
+              </w:rPr>
+              <w:t xml:space="preserve">Given in Tables IV and V</w:t>
+            </w:r>
+          </w:p>
+        </w:tc>
+      </w:tr>
+      <w:tr>
+        <w:tc>
+          <w:tcPr/>
+          <w:p>
+            <w:pPr>
+              <w:pStyle w:val="Compact"/>
+              <w:jc w:val="left"/>
+            </w:pPr>
+            <w:r>
+              <w:rPr>
+                <w:sz w:val="19"/>
+              </w:rPr>
+              <w:t xml:space="preserve">Qwen2.5 4 discarded of 193; manual annotation</w:t>
+            </w:r>
+          </w:p>
+        </w:tc>
+        <w:tc>
+          <w:tcPr/>
+          <w:p>
+            <w:pPr>
+              <w:pStyle w:val="Compact"/>
+              <w:jc w:val="left"/>
+            </w:pPr>
+            <w:r>
+              <w:rPr>
+                <w:sz w:val="19"/>
+              </w:rPr>
+              <w:t xml:space="preserve">The 4 were text the model wrote rather than selected; the 189 admitted claims were not manually annotated, as the paper now states</w:t>
+            </w:r>
+          </w:p>
+        </w:tc>
+      </w:tr>
+      <w:tr>
+        <w:tc>
+          <w:tcPr/>
+          <w:p>
+            <w:pPr>
+              <w:pStyle w:val="Compact"/>
+              <w:jc w:val="left"/>
+            </w:pPr>
+            <w:r>
+              <w:rPr>
+                <w:sz w:val="19"/>
+              </w:rPr>
+              <w:t xml:space="preserve">Is confidence calibrated / seen by the reviewer / does follow-up selection influence assessment</w:t>
+            </w:r>
+          </w:p>
+        </w:tc>
+        <w:tc>
+          <w:tcPr/>
+          <w:p>
+            <w:pPr>
+              <w:pStyle w:val="Compact"/>
+              <w:jc w:val="left"/>
+            </w:pPr>
+            <w:r>
+              <w:rPr>
+                <w:sz w:val="19"/>
+              </w:rPr>
+              <w:t xml:space="preserve">Not calibrated; not shown; a follow-up adds evidence but sets no verdict</w:t>
+            </w:r>
+          </w:p>
+        </w:tc>
+      </w:tr>
+      <w:tr>
+        <w:tc>
+          <w:tcPr/>
+          <w:p>
+            <w:pPr>
+              <w:pStyle w:val="Compact"/>
+              <w:jc w:val="left"/>
+            </w:pPr>
+            <w:r>
+              <w:rPr>
+                <w:sz w:val="19"/>
+              </w:rPr>
+              <w:t xml:space="preserve">Threat-model diagram or table</w:t>
+            </w:r>
+          </w:p>
+        </w:tc>
+        <w:tc>
+          <w:tcPr/>
+          <w:p>
+            <w:pPr>
+              <w:pStyle w:val="Compact"/>
+              <w:jc w:val="left"/>
+            </w:pPr>
+            <w:r>
+              <w:rPr>
+                <w:sz w:val="19"/>
+              </w:rPr>
+              <w:t xml:space="preserve">Described in text (fully compromised extractor); no space for a separate table within 6 pages</w:t>
+            </w:r>
+          </w:p>
+        </w:tc>
+      </w:tr>
+      <w:tr>
+        <w:tc>
+          <w:tcPr/>
+          <w:p>
+            <w:pPr>
+              <w:pStyle w:val="Compact"/>
+              <w:jc w:val="left"/>
+            </w:pPr>
+            <w:r>
+              <w:rPr>
+                <w:sz w:val="19"/>
+              </w:rPr>
+              <w:t xml:space="preserve">Synthetic generator details and independence</w:t>
+            </w:r>
+          </w:p>
+        </w:tc>
+        <w:tc>
+          <w:tcPr/>
+          <w:p>
+            <w:pPr>
+              <w:pStyle w:val="Compact"/>
+              <w:jc w:val="left"/>
+            </w:pPr>
+            <w:r>
+              <w:rPr>
+                <w:sz w:val="19"/>
+              </w:rPr>
+              <w:t xml:space="preserve">Not expanded, for lack of space; the harness is part of the released code</w:t>
+            </w:r>
+          </w:p>
+        </w:tc>
+      </w:tr>
+      <w:tr>
+        <w:tc>
+          <w:tcPr/>
+          <w:p>
+            <w:pPr>
+              <w:pStyle w:val="Compact"/>
+              <w:jc w:val="left"/>
+            </w:pPr>
+            <w:r>
+              <w:rPr>
+                <w:sz w:val="19"/>
+              </w:rPr>
+              <w:t xml:space="preserve">Combine tables</w:t>
+            </w:r>
+          </w:p>
+        </w:tc>
+        <w:tc>
+          <w:tcPr/>
+          <w:p>
+            <w:pPr>
+              <w:pStyle w:val="Compact"/>
+              <w:jc w:val="left"/>
+            </w:pPr>
+            <w:r>
+              <w:rPr>
+                <w:sz w:val="19"/>
+              </w:rPr>
+              <w:t xml:space="preserve">For the 6-page limit, the learning-curve, latency, split-scheme, cost and regulatory tables were folded into the text</w:t>
             </w:r>
           </w:p>
         </w:tc>
@@ -2367,11 +3338,12 @@
         <w:pStyle w:val="BodyText"/>
       </w:pPr>
       <w:r>
-        <w:t xml:space="preserve">Adding the comparison table renumbered the tables: the old Tables I–VII are now II–VIII.</w:t>
+        <w:t xml:space="preserve">Adding Tables I and V renumbered the tables: the review’s numbers do not match the current paper.</w:t>
       </w:r>
     </w:p>
-    <w:bookmarkEnd w:id="24"/>
-    <w:bookmarkStart w:id="25" w:name="formatting"/>
+    <w:bookmarkEnd w:id="25"/>
+    <w:bookmarkEnd w:id="26"/>
+    <w:bookmarkStart w:id="27" w:name="formatting"/>
     <w:p>
       <w:pPr>
         <w:pStyle w:val="Heading1"/>
@@ -2406,7 +3378,7 @@
         <w:t xml:space="preserve">is replaced by the plain form throughout. To fit 6 pages, four secondary figures and tables (learning curve, latency plot, split-scheme table, cost table) and the regulatory mapping table were folded into the text; every result they reported is still stated.</w:t>
       </w:r>
     </w:p>
-    <w:bookmarkEnd w:id="25"/>
+    <w:bookmarkEnd w:id="27"/>
     <w:sectPr>
       <w:pgSz w:w="11906" w:h="16838"/>
       <w:pgMar w:left="1134" w:right="1134" w:top="1134" w:bottom="1134"/>

--- a/docs/paper-ieee/Response_to_Review.docx
+++ b/docs/paper-ieee/Response_to_Review.docx
@@ -2731,7 +2731,7 @@
               <w:rPr>
                 <w:sz w:val="19"/>
               </w:rPr>
-              <w:t xml:space="preserve">Pending the author’s decision on a public repository</w:t>
+              <w:t xml:space="preserve">All code, per-fold results, evaluation harnesses and figure sources are now public at https://github.com/devesh-386/cognihire-</w:t>
             </w:r>
           </w:p>
         </w:tc>

--- a/docs/paper-ieee/Response_to_Review.docx
+++ b/docs/paper-ieee/Response_to_Review.docx
@@ -81,12 +81,36 @@
         <w:t xml:space="preserve"> </w:t>
       </w:r>
       <w:r>
-        <w:t xml:space="preserve">Computer</w:t>
+        <w:t xml:space="preserve">Computing</w:t>
       </w:r>
       <w:r>
         <w:t xml:space="preserve"> </w:t>
       </w:r>
       <w:r>
+        <w:t xml:space="preserve">Technologies,</w:t>
+      </w:r>
+      <w:r>
+        <w:t xml:space="preserve"> </w:t>
+      </w:r>
+      <w:r>
+        <w:t xml:space="preserve">SRM</w:t>
+      </w:r>
+      <w:r>
+        <w:t xml:space="preserve"> </w:t>
+      </w:r>
+      <w:r>
+        <w:t xml:space="preserve">Institute</w:t>
+      </w:r>
+      <w:r>
+        <w:t xml:space="preserve"> </w:t>
+      </w:r>
+      <w:r>
+        <w:t xml:space="preserve">of</w:t>
+      </w:r>
+      <w:r>
+        <w:t xml:space="preserve"> </w:t>
+      </w:r>
+      <w:r>
         <w:t xml:space="preserve">Science</w:t>
       </w:r>
       <w:r>
@@ -99,43 +123,19 @@
         <w:t xml:space="preserve"> </w:t>
       </w:r>
       <w:r>
-        <w:t xml:space="preserve">Engineering,</w:t>
+        <w:t xml:space="preserve">Technology,</w:t>
       </w:r>
       <w:r>
         <w:t xml:space="preserve"> </w:t>
       </w:r>
       <w:r>
-        <w:t xml:space="preserve">SRM</w:t>
+        <w:t xml:space="preserve">Kattankalathur,</w:t>
       </w:r>
       <w:r>
         <w:t xml:space="preserve"> </w:t>
       </w:r>
       <w:r>
-        <w:t xml:space="preserve">Institute</w:t>
-      </w:r>
-      <w:r>
-        <w:t xml:space="preserve"> </w:t>
-      </w:r>
-      <w:r>
-        <w:t xml:space="preserve">of</w:t>
-      </w:r>
-      <w:r>
-        <w:t xml:space="preserve"> </w:t>
-      </w:r>
-      <w:r>
-        <w:t xml:space="preserve">Science</w:t>
-      </w:r>
-      <w:r>
-        <w:t xml:space="preserve"> </w:t>
-      </w:r>
-      <w:r>
-        <w:t xml:space="preserve">and</w:t>
-      </w:r>
-      <w:r>
-        <w:t xml:space="preserve"> </w:t>
-      </w:r>
-      <w:r>
-        <w:t xml:space="preserve">Technology</w:t>
+        <w:t xml:space="preserve">Chennai</w:t>
       </w:r>
     </w:p>
     <w:p>
